--- a/documentations/partie1_donnees_obrail.docx
+++ b/documentations/partie1_donnees_obrail.docx
@@ -1402,12 +1402,6 @@
         <w:gridCol w:w="8600"/>
       </w:tblGrid>
       <w:tr>
-        <w:tblPrEx>
-          <w:tblCellMar>
-            <w:top w:w="0" w:type="dxa"/>
-            <w:bottom w:w="0" w:type="dxa"/>
-          </w:tblCellMar>
-        </w:tblPrEx>
         <w:tc>
           <w:tcPr>
             <w:tcW w:w="600" w:type="dxa"/>
@@ -1678,12 +1672,6 @@
         <w:gridCol w:w="1274"/>
       </w:tblGrid>
       <w:tr>
-        <w:tblPrEx>
-          <w:tblCellMar>
-            <w:top w:w="0" w:type="dxa"/>
-            <w:bottom w:w="0" w:type="dxa"/>
-          </w:tblCellMar>
-        </w:tblPrEx>
         <w:trPr>
           <w:tblHeader/>
         </w:trPr>
@@ -1821,12 +1809,6 @@
         </w:tc>
       </w:tr>
       <w:tr>
-        <w:tblPrEx>
-          <w:tblCellMar>
-            <w:top w:w="0" w:type="dxa"/>
-            <w:bottom w:w="0" w:type="dxa"/>
-          </w:tblCellMar>
-        </w:tblPrEx>
         <w:tc>
           <w:tcPr>
             <w:tcW w:w="3400" w:type="dxa"/>
@@ -1943,12 +1925,6 @@
         </w:tc>
       </w:tr>
       <w:tr>
-        <w:tblPrEx>
-          <w:tblCellMar>
-            <w:top w:w="0" w:type="dxa"/>
-            <w:bottom w:w="0" w:type="dxa"/>
-          </w:tblCellMar>
-        </w:tblPrEx>
         <w:tc>
           <w:tcPr>
             <w:tcW w:w="3400" w:type="dxa"/>
@@ -2065,12 +2041,6 @@
         </w:tc>
       </w:tr>
       <w:tr>
-        <w:tblPrEx>
-          <w:tblCellMar>
-            <w:top w:w="0" w:type="dxa"/>
-            <w:bottom w:w="0" w:type="dxa"/>
-          </w:tblCellMar>
-        </w:tblPrEx>
         <w:tc>
           <w:tcPr>
             <w:tcW w:w="3400" w:type="dxa"/>
@@ -2193,12 +2163,6 @@
         </w:tc>
       </w:tr>
       <w:tr>
-        <w:tblPrEx>
-          <w:tblCellMar>
-            <w:top w:w="0" w:type="dxa"/>
-            <w:bottom w:w="0" w:type="dxa"/>
-          </w:tblCellMar>
-        </w:tblPrEx>
         <w:tc>
           <w:tcPr>
             <w:tcW w:w="3400" w:type="dxa"/>
@@ -2347,12 +2311,6 @@
         </w:tc>
       </w:tr>
       <w:tr>
-        <w:tblPrEx>
-          <w:tblCellMar>
-            <w:top w:w="0" w:type="dxa"/>
-            <w:bottom w:w="0" w:type="dxa"/>
-          </w:tblCellMar>
-        </w:tblPrEx>
         <w:tc>
           <w:tcPr>
             <w:tcW w:w="3400" w:type="dxa"/>
@@ -2483,12 +2441,6 @@
         </w:tc>
       </w:tr>
       <w:tr>
-        <w:tblPrEx>
-          <w:tblCellMar>
-            <w:top w:w="0" w:type="dxa"/>
-            <w:bottom w:w="0" w:type="dxa"/>
-          </w:tblCellMar>
-        </w:tblPrEx>
         <w:tc>
           <w:tcPr>
             <w:tcW w:w="3400" w:type="dxa"/>
@@ -2624,12 +2576,6 @@
         </w:tc>
       </w:tr>
       <w:tr>
-        <w:tblPrEx>
-          <w:tblCellMar>
-            <w:top w:w="0" w:type="dxa"/>
-            <w:bottom w:w="0" w:type="dxa"/>
-          </w:tblCellMar>
-        </w:tblPrEx>
         <w:tc>
           <w:tcPr>
             <w:tcW w:w="3400" w:type="dxa"/>
@@ -2752,12 +2698,6 @@
         </w:tc>
       </w:tr>
       <w:tr>
-        <w:tblPrEx>
-          <w:tblCellMar>
-            <w:top w:w="0" w:type="dxa"/>
-            <w:bottom w:w="0" w:type="dxa"/>
-          </w:tblCellMar>
-        </w:tblPrEx>
         <w:tc>
           <w:tcPr>
             <w:tcW w:w="3400" w:type="dxa"/>
@@ -2946,12 +2886,6 @@
         </w:tc>
       </w:tr>
       <w:tr>
-        <w:tblPrEx>
-          <w:tblCellMar>
-            <w:top w:w="0" w:type="dxa"/>
-            <w:bottom w:w="0" w:type="dxa"/>
-          </w:tblCellMar>
-        </w:tblPrEx>
         <w:tc>
           <w:tcPr>
             <w:tcW w:w="3400" w:type="dxa"/>
@@ -3078,12 +3012,6 @@
         </w:tc>
       </w:tr>
       <w:tr>
-        <w:tblPrEx>
-          <w:tblCellMar>
-            <w:top w:w="0" w:type="dxa"/>
-            <w:bottom w:w="0" w:type="dxa"/>
-          </w:tblCellMar>
-        </w:tblPrEx>
         <w:tc>
           <w:tcPr>
             <w:tcW w:w="3400" w:type="dxa"/>
@@ -3202,12 +3130,6 @@
         </w:tc>
       </w:tr>
       <w:tr>
-        <w:tblPrEx>
-          <w:tblCellMar>
-            <w:top w:w="0" w:type="dxa"/>
-            <w:bottom w:w="0" w:type="dxa"/>
-          </w:tblCellMar>
-        </w:tblPrEx>
         <w:tc>
           <w:tcPr>
             <w:tcW w:w="3400" w:type="dxa"/>
@@ -3324,12 +3246,6 @@
         </w:tc>
       </w:tr>
       <w:tr>
-        <w:tblPrEx>
-          <w:tblCellMar>
-            <w:top w:w="0" w:type="dxa"/>
-            <w:bottom w:w="0" w:type="dxa"/>
-          </w:tblCellMar>
-        </w:tblPrEx>
         <w:tc>
           <w:tcPr>
             <w:tcW w:w="3400" w:type="dxa"/>
@@ -3446,12 +3362,6 @@
         </w:tc>
       </w:tr>
       <w:tr>
-        <w:tblPrEx>
-          <w:tblCellMar>
-            <w:top w:w="0" w:type="dxa"/>
-            <w:bottom w:w="0" w:type="dxa"/>
-          </w:tblCellMar>
-        </w:tblPrEx>
         <w:tc>
           <w:tcPr>
             <w:tcW w:w="3400" w:type="dxa"/>
@@ -3598,12 +3508,6 @@
         </w:tc>
       </w:tr>
       <w:tr>
-        <w:tblPrEx>
-          <w:tblCellMar>
-            <w:top w:w="0" w:type="dxa"/>
-            <w:bottom w:w="0" w:type="dxa"/>
-          </w:tblCellMar>
-        </w:tblPrEx>
         <w:tc>
           <w:tcPr>
             <w:tcW w:w="3400" w:type="dxa"/>
@@ -3750,12 +3654,6 @@
         </w:tc>
       </w:tr>
       <w:tr>
-        <w:tblPrEx>
-          <w:tblCellMar>
-            <w:top w:w="0" w:type="dxa"/>
-            <w:bottom w:w="0" w:type="dxa"/>
-          </w:tblCellMar>
-        </w:tblPrEx>
         <w:tc>
           <w:tcPr>
             <w:tcW w:w="3400" w:type="dxa"/>
@@ -3902,12 +3800,6 @@
         </w:tc>
       </w:tr>
       <w:tr>
-        <w:tblPrEx>
-          <w:tblCellMar>
-            <w:top w:w="0" w:type="dxa"/>
-            <w:bottom w:w="0" w:type="dxa"/>
-          </w:tblCellMar>
-        </w:tblPrEx>
         <w:tc>
           <w:tcPr>
             <w:tcW w:w="3400" w:type="dxa"/>
@@ -4054,12 +3946,6 @@
         </w:tc>
       </w:tr>
       <w:tr>
-        <w:tblPrEx>
-          <w:tblCellMar>
-            <w:top w:w="0" w:type="dxa"/>
-            <w:bottom w:w="0" w:type="dxa"/>
-          </w:tblCellMar>
-        </w:tblPrEx>
         <w:tc>
           <w:tcPr>
             <w:tcW w:w="3400" w:type="dxa"/>
@@ -4234,12 +4120,6 @@
         <w:gridCol w:w="9200"/>
       </w:tblGrid>
       <w:tr>
-        <w:tblPrEx>
-          <w:tblCellMar>
-            <w:top w:w="0" w:type="dxa"/>
-            <w:bottom w:w="0" w:type="dxa"/>
-          </w:tblCellMar>
-        </w:tblPrEx>
         <w:tc>
           <w:tcPr>
             <w:tcW w:w="0" w:type="auto"/>
@@ -4278,12 +4158,6 @@
         </w:tc>
       </w:tr>
       <w:tr>
-        <w:tblPrEx>
-          <w:tblCellMar>
-            <w:top w:w="0" w:type="dxa"/>
-            <w:bottom w:w="0" w:type="dxa"/>
-          </w:tblCellMar>
-        </w:tblPrEx>
         <w:tc>
           <w:tcPr>
             <w:tcW w:w="0" w:type="auto"/>
@@ -4320,12 +4194,6 @@
         </w:tc>
       </w:tr>
       <w:tr>
-        <w:tblPrEx>
-          <w:tblCellMar>
-            <w:top w:w="0" w:type="dxa"/>
-            <w:bottom w:w="0" w:type="dxa"/>
-          </w:tblCellMar>
-        </w:tblPrEx>
         <w:tc>
           <w:tcPr>
             <w:tcW w:w="0" w:type="auto"/>
@@ -4382,12 +4250,6 @@
         <w:gridCol w:w="9200"/>
       </w:tblGrid>
       <w:tr>
-        <w:tblPrEx>
-          <w:tblCellMar>
-            <w:top w:w="0" w:type="dxa"/>
-            <w:bottom w:w="0" w:type="dxa"/>
-          </w:tblCellMar>
-        </w:tblPrEx>
         <w:tc>
           <w:tcPr>
             <w:tcW w:w="0" w:type="auto"/>
@@ -4528,12 +4390,6 @@
         </w:tc>
       </w:tr>
       <w:tr>
-        <w:tblPrEx>
-          <w:tblCellMar>
-            <w:top w:w="0" w:type="dxa"/>
-            <w:bottom w:w="0" w:type="dxa"/>
-          </w:tblCellMar>
-        </w:tblPrEx>
         <w:tc>
           <w:tcPr>
             <w:tcW w:w="0" w:type="auto"/>
@@ -4579,12 +4435,6 @@
         </w:tc>
       </w:tr>
       <w:tr>
-        <w:tblPrEx>
-          <w:tblCellMar>
-            <w:top w:w="0" w:type="dxa"/>
-            <w:bottom w:w="0" w:type="dxa"/>
-          </w:tblCellMar>
-        </w:tblPrEx>
         <w:tc>
           <w:tcPr>
             <w:tcW w:w="0" w:type="auto"/>
@@ -4658,12 +4508,6 @@
         <w:gridCol w:w="9200"/>
       </w:tblGrid>
       <w:tr>
-        <w:tblPrEx>
-          <w:tblCellMar>
-            <w:top w:w="0" w:type="dxa"/>
-            <w:bottom w:w="0" w:type="dxa"/>
-          </w:tblCellMar>
-        </w:tblPrEx>
         <w:tc>
           <w:tcPr>
             <w:tcW w:w="0" w:type="auto"/>
@@ -4709,12 +4553,6 @@
         </w:tc>
       </w:tr>
       <w:tr>
-        <w:tblPrEx>
-          <w:tblCellMar>
-            <w:top w:w="0" w:type="dxa"/>
-            <w:bottom w:w="0" w:type="dxa"/>
-          </w:tblCellMar>
-        </w:tblPrEx>
         <w:tc>
           <w:tcPr>
             <w:tcW w:w="0" w:type="auto"/>
@@ -4751,12 +4589,6 @@
         </w:tc>
       </w:tr>
       <w:tr>
-        <w:tblPrEx>
-          <w:tblCellMar>
-            <w:top w:w="0" w:type="dxa"/>
-            <w:bottom w:w="0" w:type="dxa"/>
-          </w:tblCellMar>
-        </w:tblPrEx>
         <w:tc>
           <w:tcPr>
             <w:tcW w:w="0" w:type="auto"/>
@@ -4845,12 +4677,6 @@
         <w:gridCol w:w="9200"/>
       </w:tblGrid>
       <w:tr>
-        <w:tblPrEx>
-          <w:tblCellMar>
-            <w:top w:w="0" w:type="dxa"/>
-            <w:bottom w:w="0" w:type="dxa"/>
-          </w:tblCellMar>
-        </w:tblPrEx>
         <w:tc>
           <w:tcPr>
             <w:tcW w:w="0" w:type="auto"/>
@@ -4889,12 +4715,6 @@
         </w:tc>
       </w:tr>
       <w:tr>
-        <w:tblPrEx>
-          <w:tblCellMar>
-            <w:top w:w="0" w:type="dxa"/>
-            <w:bottom w:w="0" w:type="dxa"/>
-          </w:tblCellMar>
-        </w:tblPrEx>
         <w:tc>
           <w:tcPr>
             <w:tcW w:w="0" w:type="auto"/>
@@ -4931,12 +4751,6 @@
         </w:tc>
       </w:tr>
       <w:tr>
-        <w:tblPrEx>
-          <w:tblCellMar>
-            <w:top w:w="0" w:type="dxa"/>
-            <w:bottom w:w="0" w:type="dxa"/>
-          </w:tblCellMar>
-        </w:tblPrEx>
         <w:tc>
           <w:tcPr>
             <w:tcW w:w="0" w:type="auto"/>
@@ -4982,10 +4796,7 @@
         <w:pStyle w:val="Titre2"/>
       </w:pPr>
       <w:r>
-        <w:t>1.4 Sources</w:t>
-      </w:r>
-      <w:r>
-        <w:t xml:space="preserve"> écartées et justification</w:t>
+        <w:t>1.4 Sources écartées et justification</w:t>
       </w:r>
     </w:p>
     <w:p>
@@ -5024,12 +4835,6 @@
         <w:gridCol w:w="6000"/>
       </w:tblGrid>
       <w:tr>
-        <w:tblPrEx>
-          <w:tblCellMar>
-            <w:top w:w="0" w:type="dxa"/>
-            <w:bottom w:w="0" w:type="dxa"/>
-          </w:tblCellMar>
-        </w:tblPrEx>
         <w:trPr>
           <w:tblHeader/>
         </w:trPr>
@@ -5101,12 +4906,6 @@
         </w:tc>
       </w:tr>
       <w:tr>
-        <w:tblPrEx>
-          <w:tblCellMar>
-            <w:top w:w="0" w:type="dxa"/>
-            <w:bottom w:w="0" w:type="dxa"/>
-          </w:tblCellMar>
-        </w:tblPrEx>
         <w:tc>
           <w:tcPr>
             <w:tcW w:w="3200" w:type="dxa"/>
@@ -5167,12 +4966,6 @@
         </w:tc>
       </w:tr>
       <w:tr>
-        <w:tblPrEx>
-          <w:tblCellMar>
-            <w:top w:w="0" w:type="dxa"/>
-            <w:bottom w:w="0" w:type="dxa"/>
-          </w:tblCellMar>
-        </w:tblPrEx>
         <w:tc>
           <w:tcPr>
             <w:tcW w:w="3200" w:type="dxa"/>
@@ -5239,12 +5032,6 @@
         </w:tc>
       </w:tr>
       <w:tr>
-        <w:tblPrEx>
-          <w:tblCellMar>
-            <w:top w:w="0" w:type="dxa"/>
-            <w:bottom w:w="0" w:type="dxa"/>
-          </w:tblCellMar>
-        </w:tblPrEx>
         <w:tc>
           <w:tcPr>
             <w:tcW w:w="3200" w:type="dxa"/>
@@ -5305,12 +5092,6 @@
         </w:tc>
       </w:tr>
       <w:tr>
-        <w:tblPrEx>
-          <w:tblCellMar>
-            <w:top w:w="0" w:type="dxa"/>
-            <w:bottom w:w="0" w:type="dxa"/>
-          </w:tblCellMar>
-        </w:tblPrEx>
         <w:tc>
           <w:tcPr>
             <w:tcW w:w="3200" w:type="dxa"/>
@@ -5373,12 +5154,6 @@
         </w:tc>
       </w:tr>
       <w:tr>
-        <w:tblPrEx>
-          <w:tblCellMar>
-            <w:top w:w="0" w:type="dxa"/>
-            <w:bottom w:w="0" w:type="dxa"/>
-          </w:tblCellMar>
-        </w:tblPrEx>
         <w:tc>
           <w:tcPr>
             <w:tcW w:w="3200" w:type="dxa"/>
@@ -5489,12 +5264,6 @@
         </w:tc>
       </w:tr>
       <w:tr>
-        <w:tblPrEx>
-          <w:tblCellMar>
-            <w:top w:w="0" w:type="dxa"/>
-            <w:bottom w:w="0" w:type="dxa"/>
-          </w:tblCellMar>
-        </w:tblPrEx>
         <w:tc>
           <w:tcPr>
             <w:tcW w:w="3200" w:type="dxa"/>
@@ -5580,12 +5349,6 @@
         </w:tc>
       </w:tr>
       <w:tr>
-        <w:tblPrEx>
-          <w:tblCellMar>
-            <w:top w:w="0" w:type="dxa"/>
-            <w:bottom w:w="0" w:type="dxa"/>
-          </w:tblCellMar>
-        </w:tblPrEx>
         <w:tc>
           <w:tcPr>
             <w:tcW w:w="3200" w:type="dxa"/>
@@ -5658,12 +5421,6 @@
         </w:tc>
       </w:tr>
       <w:tr>
-        <w:tblPrEx>
-          <w:tblCellMar>
-            <w:top w:w="0" w:type="dxa"/>
-            <w:bottom w:w="0" w:type="dxa"/>
-          </w:tblCellMar>
-        </w:tblPrEx>
         <w:tc>
           <w:tcPr>
             <w:tcW w:w="3200" w:type="dxa"/>
@@ -5941,12 +5698,6 @@
         <w:gridCol w:w="8600"/>
       </w:tblGrid>
       <w:tr>
-        <w:tblPrEx>
-          <w:tblCellMar>
-            <w:top w:w="0" w:type="dxa"/>
-            <w:bottom w:w="0" w:type="dxa"/>
-          </w:tblCellMar>
-        </w:tblPrEx>
         <w:tc>
           <w:tcPr>
             <w:tcW w:w="600" w:type="dxa"/>
@@ -6081,12 +5832,6 @@
         <w:gridCol w:w="2200"/>
       </w:tblGrid>
       <w:tr>
-        <w:tblPrEx>
-          <w:tblCellMar>
-            <w:top w:w="0" w:type="dxa"/>
-            <w:bottom w:w="0" w:type="dxa"/>
-          </w:tblCellMar>
-        </w:tblPrEx>
         <w:trPr>
           <w:tblHeader/>
         </w:trPr>
@@ -6191,12 +5936,6 @@
         </w:tc>
       </w:tr>
       <w:tr>
-        <w:tblPrEx>
-          <w:tblCellMar>
-            <w:top w:w="0" w:type="dxa"/>
-            <w:bottom w:w="0" w:type="dxa"/>
-          </w:tblCellMar>
-        </w:tblPrEx>
         <w:tc>
           <w:tcPr>
             <w:tcW w:w="2800" w:type="dxa"/>
@@ -6287,12 +6026,6 @@
         </w:tc>
       </w:tr>
       <w:tr>
-        <w:tblPrEx>
-          <w:tblCellMar>
-            <w:top w:w="0" w:type="dxa"/>
-            <w:bottom w:w="0" w:type="dxa"/>
-          </w:tblCellMar>
-        </w:tblPrEx>
         <w:tc>
           <w:tcPr>
             <w:tcW w:w="2800" w:type="dxa"/>
@@ -6383,12 +6116,6 @@
         </w:tc>
       </w:tr>
       <w:tr>
-        <w:tblPrEx>
-          <w:tblCellMar>
-            <w:top w:w="0" w:type="dxa"/>
-            <w:bottom w:w="0" w:type="dxa"/>
-          </w:tblCellMar>
-        </w:tblPrEx>
         <w:tc>
           <w:tcPr>
             <w:tcW w:w="2800" w:type="dxa"/>
@@ -6479,12 +6206,6 @@
         </w:tc>
       </w:tr>
       <w:tr>
-        <w:tblPrEx>
-          <w:tblCellMar>
-            <w:top w:w="0" w:type="dxa"/>
-            <w:bottom w:w="0" w:type="dxa"/>
-          </w:tblCellMar>
-        </w:tblPrEx>
         <w:tc>
           <w:tcPr>
             <w:tcW w:w="2800" w:type="dxa"/>
@@ -6575,12 +6296,6 @@
         </w:tc>
       </w:tr>
       <w:tr>
-        <w:tblPrEx>
-          <w:tblCellMar>
-            <w:top w:w="0" w:type="dxa"/>
-            <w:bottom w:w="0" w:type="dxa"/>
-          </w:tblCellMar>
-        </w:tblPrEx>
         <w:tc>
           <w:tcPr>
             <w:tcW w:w="2800" w:type="dxa"/>
@@ -6697,12 +6412,6 @@
         <w:gridCol w:w="9200"/>
       </w:tblGrid>
       <w:tr>
-        <w:tblPrEx>
-          <w:tblCellMar>
-            <w:top w:w="0" w:type="dxa"/>
-            <w:bottom w:w="0" w:type="dxa"/>
-          </w:tblCellMar>
-        </w:tblPrEx>
         <w:tc>
           <w:tcPr>
             <w:tcW w:w="0" w:type="auto"/>
@@ -6849,12 +6558,6 @@
         <w:gridCol w:w="6400"/>
       </w:tblGrid>
       <w:tr>
-        <w:tblPrEx>
-          <w:tblCellMar>
-            <w:top w:w="0" w:type="dxa"/>
-            <w:bottom w:w="0" w:type="dxa"/>
-          </w:tblCellMar>
-        </w:tblPrEx>
         <w:trPr>
           <w:tblHeader/>
         </w:trPr>
@@ -6927,12 +6630,6 @@
         </w:tc>
       </w:tr>
       <w:tr>
-        <w:tblPrEx>
-          <w:tblCellMar>
-            <w:top w:w="0" w:type="dxa"/>
-            <w:bottom w:w="0" w:type="dxa"/>
-          </w:tblCellMar>
-        </w:tblPrEx>
         <w:tc>
           <w:tcPr>
             <w:tcW w:w="2800" w:type="dxa"/>
@@ -7011,12 +6708,6 @@
         </w:tc>
       </w:tr>
       <w:tr>
-        <w:tblPrEx>
-          <w:tblCellMar>
-            <w:top w:w="0" w:type="dxa"/>
-            <w:bottom w:w="0" w:type="dxa"/>
-          </w:tblCellMar>
-        </w:tblPrEx>
         <w:tc>
           <w:tcPr>
             <w:tcW w:w="2800" w:type="dxa"/>
@@ -7095,12 +6786,6 @@
         </w:tc>
       </w:tr>
       <w:tr>
-        <w:tblPrEx>
-          <w:tblCellMar>
-            <w:top w:w="0" w:type="dxa"/>
-            <w:bottom w:w="0" w:type="dxa"/>
-          </w:tblCellMar>
-        </w:tblPrEx>
         <w:tc>
           <w:tcPr>
             <w:tcW w:w="2800" w:type="dxa"/>
@@ -7215,12 +6900,6 @@
         </w:tc>
       </w:tr>
       <w:tr>
-        <w:tblPrEx>
-          <w:tblCellMar>
-            <w:top w:w="0" w:type="dxa"/>
-            <w:bottom w:w="0" w:type="dxa"/>
-          </w:tblCellMar>
-        </w:tblPrEx>
         <w:tc>
           <w:tcPr>
             <w:tcW w:w="2800" w:type="dxa"/>
@@ -7281,12 +6960,6 @@
         </w:tc>
       </w:tr>
       <w:tr>
-        <w:tblPrEx>
-          <w:tblCellMar>
-            <w:top w:w="0" w:type="dxa"/>
-            <w:bottom w:w="0" w:type="dxa"/>
-          </w:tblCellMar>
-        </w:tblPrEx>
         <w:tc>
           <w:tcPr>
             <w:tcW w:w="2800" w:type="dxa"/>
@@ -7347,12 +7020,6 @@
         </w:tc>
       </w:tr>
       <w:tr>
-        <w:tblPrEx>
-          <w:tblCellMar>
-            <w:top w:w="0" w:type="dxa"/>
-            <w:bottom w:w="0" w:type="dxa"/>
-          </w:tblCellMar>
-        </w:tblPrEx>
         <w:tc>
           <w:tcPr>
             <w:tcW w:w="2800" w:type="dxa"/>
@@ -7472,12 +7139,6 @@
         <w:gridCol w:w="8600"/>
       </w:tblGrid>
       <w:tr>
-        <w:tblPrEx>
-          <w:tblCellMar>
-            <w:top w:w="0" w:type="dxa"/>
-            <w:bottom w:w="0" w:type="dxa"/>
-          </w:tblCellMar>
-        </w:tblPrEx>
         <w:tc>
           <w:tcPr>
             <w:tcW w:w="600" w:type="dxa"/>
@@ -7663,12 +7324,6 @@
         <w:gridCol w:w="7200"/>
       </w:tblGrid>
       <w:tr>
-        <w:tblPrEx>
-          <w:tblCellMar>
-            <w:top w:w="0" w:type="dxa"/>
-            <w:bottom w:w="0" w:type="dxa"/>
-          </w:tblCellMar>
-        </w:tblPrEx>
         <w:tc>
           <w:tcPr>
             <w:tcW w:w="2000" w:type="dxa"/>
@@ -7750,12 +7405,6 @@
         </w:tc>
       </w:tr>
       <w:tr>
-        <w:tblPrEx>
-          <w:tblCellMar>
-            <w:top w:w="0" w:type="dxa"/>
-            <w:bottom w:w="0" w:type="dxa"/>
-          </w:tblCellMar>
-        </w:tblPrEx>
         <w:tc>
           <w:tcPr>
             <w:tcW w:w="2000" w:type="dxa"/>
@@ -7818,12 +7467,6 @@
         </w:tc>
       </w:tr>
       <w:tr>
-        <w:tblPrEx>
-          <w:tblCellMar>
-            <w:top w:w="0" w:type="dxa"/>
-            <w:bottom w:w="0" w:type="dxa"/>
-          </w:tblCellMar>
-        </w:tblPrEx>
         <w:tc>
           <w:tcPr>
             <w:tcW w:w="2000" w:type="dxa"/>
@@ -7918,12 +7561,6 @@
         </w:tc>
       </w:tr>
       <w:tr>
-        <w:tblPrEx>
-          <w:tblCellMar>
-            <w:top w:w="0" w:type="dxa"/>
-            <w:bottom w:w="0" w:type="dxa"/>
-          </w:tblCellMar>
-        </w:tblPrEx>
         <w:tc>
           <w:tcPr>
             <w:tcW w:w="2000" w:type="dxa"/>
@@ -8021,12 +7658,6 @@
         <w:gridCol w:w="7200"/>
       </w:tblGrid>
       <w:tr>
-        <w:tblPrEx>
-          <w:tblCellMar>
-            <w:top w:w="0" w:type="dxa"/>
-            <w:bottom w:w="0" w:type="dxa"/>
-          </w:tblCellMar>
-        </w:tblPrEx>
         <w:tc>
           <w:tcPr>
             <w:tcW w:w="2000" w:type="dxa"/>
@@ -8107,12 +7738,6 @@
         </w:tc>
       </w:tr>
       <w:tr>
-        <w:tblPrEx>
-          <w:tblCellMar>
-            <w:top w:w="0" w:type="dxa"/>
-            <w:bottom w:w="0" w:type="dxa"/>
-          </w:tblCellMar>
-        </w:tblPrEx>
         <w:tc>
           <w:tcPr>
             <w:tcW w:w="2000" w:type="dxa"/>
@@ -8175,12 +7800,6 @@
         </w:tc>
       </w:tr>
       <w:tr>
-        <w:tblPrEx>
-          <w:tblCellMar>
-            <w:top w:w="0" w:type="dxa"/>
-            <w:bottom w:w="0" w:type="dxa"/>
-          </w:tblCellMar>
-        </w:tblPrEx>
         <w:tc>
           <w:tcPr>
             <w:tcW w:w="2000" w:type="dxa"/>
@@ -8275,12 +7894,6 @@
         </w:tc>
       </w:tr>
       <w:tr>
-        <w:tblPrEx>
-          <w:tblCellMar>
-            <w:top w:w="0" w:type="dxa"/>
-            <w:bottom w:w="0" w:type="dxa"/>
-          </w:tblCellMar>
-        </w:tblPrEx>
         <w:tc>
           <w:tcPr>
             <w:tcW w:w="2000" w:type="dxa"/>
@@ -8394,12 +8007,6 @@
         <w:gridCol w:w="7200"/>
       </w:tblGrid>
       <w:tr>
-        <w:tblPrEx>
-          <w:tblCellMar>
-            <w:top w:w="0" w:type="dxa"/>
-            <w:bottom w:w="0" w:type="dxa"/>
-          </w:tblCellMar>
-        </w:tblPrEx>
         <w:tc>
           <w:tcPr>
             <w:tcW w:w="2000" w:type="dxa"/>
@@ -8496,12 +8103,6 @@
         </w:tc>
       </w:tr>
       <w:tr>
-        <w:tblPrEx>
-          <w:tblCellMar>
-            <w:top w:w="0" w:type="dxa"/>
-            <w:bottom w:w="0" w:type="dxa"/>
-          </w:tblCellMar>
-        </w:tblPrEx>
         <w:tc>
           <w:tcPr>
             <w:tcW w:w="2000" w:type="dxa"/>
@@ -8580,12 +8181,6 @@
         </w:tc>
       </w:tr>
       <w:tr>
-        <w:tblPrEx>
-          <w:tblCellMar>
-            <w:top w:w="0" w:type="dxa"/>
-            <w:bottom w:w="0" w:type="dxa"/>
-          </w:tblCellMar>
-        </w:tblPrEx>
         <w:tc>
           <w:tcPr>
             <w:tcW w:w="2000" w:type="dxa"/>
@@ -8696,12 +8291,6 @@
         </w:tc>
       </w:tr>
       <w:tr>
-        <w:tblPrEx>
-          <w:tblCellMar>
-            <w:top w:w="0" w:type="dxa"/>
-            <w:bottom w:w="0" w:type="dxa"/>
-          </w:tblCellMar>
-        </w:tblPrEx>
         <w:tc>
           <w:tcPr>
             <w:tcW w:w="2000" w:type="dxa"/>
@@ -8813,12 +8402,6 @@
         <w:gridCol w:w="7200"/>
       </w:tblGrid>
       <w:tr>
-        <w:tblPrEx>
-          <w:tblCellMar>
-            <w:top w:w="0" w:type="dxa"/>
-            <w:bottom w:w="0" w:type="dxa"/>
-          </w:tblCellMar>
-        </w:tblPrEx>
         <w:tc>
           <w:tcPr>
             <w:tcW w:w="2000" w:type="dxa"/>
@@ -8899,12 +8482,6 @@
         </w:tc>
       </w:tr>
       <w:tr>
-        <w:tblPrEx>
-          <w:tblCellMar>
-            <w:top w:w="0" w:type="dxa"/>
-            <w:bottom w:w="0" w:type="dxa"/>
-          </w:tblCellMar>
-        </w:tblPrEx>
         <w:tc>
           <w:tcPr>
             <w:tcW w:w="2000" w:type="dxa"/>
@@ -8983,12 +8560,6 @@
         </w:tc>
       </w:tr>
       <w:tr>
-        <w:tblPrEx>
-          <w:tblCellMar>
-            <w:top w:w="0" w:type="dxa"/>
-            <w:bottom w:w="0" w:type="dxa"/>
-          </w:tblCellMar>
-        </w:tblPrEx>
         <w:tc>
           <w:tcPr>
             <w:tcW w:w="2000" w:type="dxa"/>
@@ -9076,12 +8647,6 @@
         </w:tc>
       </w:tr>
       <w:tr>
-        <w:tblPrEx>
-          <w:tblCellMar>
-            <w:top w:w="0" w:type="dxa"/>
-            <w:bottom w:w="0" w:type="dxa"/>
-          </w:tblCellMar>
-        </w:tblPrEx>
         <w:tc>
           <w:tcPr>
             <w:tcW w:w="2000" w:type="dxa"/>
@@ -9244,12 +8809,6 @@
         <w:gridCol w:w="7200"/>
       </w:tblGrid>
       <w:tr>
-        <w:tblPrEx>
-          <w:tblCellMar>
-            <w:top w:w="0" w:type="dxa"/>
-            <w:bottom w:w="0" w:type="dxa"/>
-          </w:tblCellMar>
-        </w:tblPrEx>
         <w:tc>
           <w:tcPr>
             <w:tcW w:w="2000" w:type="dxa"/>
@@ -9353,12 +8912,6 @@
         </w:tc>
       </w:tr>
       <w:tr>
-        <w:tblPrEx>
-          <w:tblCellMar>
-            <w:top w:w="0" w:type="dxa"/>
-            <w:bottom w:w="0" w:type="dxa"/>
-          </w:tblCellMar>
-        </w:tblPrEx>
         <w:tc>
           <w:tcPr>
             <w:tcW w:w="2000" w:type="dxa"/>
@@ -9421,12 +8974,6 @@
         </w:tc>
       </w:tr>
       <w:tr>
-        <w:tblPrEx>
-          <w:tblCellMar>
-            <w:top w:w="0" w:type="dxa"/>
-            <w:bottom w:w="0" w:type="dxa"/>
-          </w:tblCellMar>
-        </w:tblPrEx>
         <w:tc>
           <w:tcPr>
             <w:tcW w:w="2000" w:type="dxa"/>
@@ -9537,12 +9084,6 @@
         </w:tc>
       </w:tr>
       <w:tr>
-        <w:tblPrEx>
-          <w:tblCellMar>
-            <w:top w:w="0" w:type="dxa"/>
-            <w:bottom w:w="0" w:type="dxa"/>
-          </w:tblCellMar>
-        </w:tblPrEx>
         <w:tc>
           <w:tcPr>
             <w:tcW w:w="2000" w:type="dxa"/>
@@ -9656,12 +9197,6 @@
         <w:gridCol w:w="7200"/>
       </w:tblGrid>
       <w:tr>
-        <w:tblPrEx>
-          <w:tblCellMar>
-            <w:top w:w="0" w:type="dxa"/>
-            <w:bottom w:w="0" w:type="dxa"/>
-          </w:tblCellMar>
-        </w:tblPrEx>
         <w:tc>
           <w:tcPr>
             <w:tcW w:w="2000" w:type="dxa"/>
@@ -9758,12 +9293,6 @@
         </w:tc>
       </w:tr>
       <w:tr>
-        <w:tblPrEx>
-          <w:tblCellMar>
-            <w:top w:w="0" w:type="dxa"/>
-            <w:bottom w:w="0" w:type="dxa"/>
-          </w:tblCellMar>
-        </w:tblPrEx>
         <w:tc>
           <w:tcPr>
             <w:tcW w:w="2000" w:type="dxa"/>
@@ -9826,12 +9355,6 @@
         </w:tc>
       </w:tr>
       <w:tr>
-        <w:tblPrEx>
-          <w:tblCellMar>
-            <w:top w:w="0" w:type="dxa"/>
-            <w:bottom w:w="0" w:type="dxa"/>
-          </w:tblCellMar>
-        </w:tblPrEx>
         <w:tc>
           <w:tcPr>
             <w:tcW w:w="2000" w:type="dxa"/>
@@ -9910,12 +9433,6 @@
         </w:tc>
       </w:tr>
       <w:tr>
-        <w:tblPrEx>
-          <w:tblCellMar>
-            <w:top w:w="0" w:type="dxa"/>
-            <w:bottom w:w="0" w:type="dxa"/>
-          </w:tblCellMar>
-        </w:tblPrEx>
         <w:tc>
           <w:tcPr>
             <w:tcW w:w="2000" w:type="dxa"/>
@@ -10013,12 +9530,6 @@
         <w:gridCol w:w="7200"/>
       </w:tblGrid>
       <w:tr>
-        <w:tblPrEx>
-          <w:tblCellMar>
-            <w:top w:w="0" w:type="dxa"/>
-            <w:bottom w:w="0" w:type="dxa"/>
-          </w:tblCellMar>
-        </w:tblPrEx>
         <w:tc>
           <w:tcPr>
             <w:tcW w:w="2000" w:type="dxa"/>
@@ -10113,12 +9624,6 @@
         </w:tc>
       </w:tr>
       <w:tr>
-        <w:tblPrEx>
-          <w:tblCellMar>
-            <w:top w:w="0" w:type="dxa"/>
-            <w:bottom w:w="0" w:type="dxa"/>
-          </w:tblCellMar>
-        </w:tblPrEx>
         <w:tc>
           <w:tcPr>
             <w:tcW w:w="2000" w:type="dxa"/>
@@ -10181,12 +9686,6 @@
         </w:tc>
       </w:tr>
       <w:tr>
-        <w:tblPrEx>
-          <w:tblCellMar>
-            <w:top w:w="0" w:type="dxa"/>
-            <w:bottom w:w="0" w:type="dxa"/>
-          </w:tblCellMar>
-        </w:tblPrEx>
         <w:tc>
           <w:tcPr>
             <w:tcW w:w="2000" w:type="dxa"/>
@@ -10265,12 +9764,6 @@
         </w:tc>
       </w:tr>
       <w:tr>
-        <w:tblPrEx>
-          <w:tblCellMar>
-            <w:top w:w="0" w:type="dxa"/>
-            <w:bottom w:w="0" w:type="dxa"/>
-          </w:tblCellMar>
-        </w:tblPrEx>
         <w:tc>
           <w:tcPr>
             <w:tcW w:w="2000" w:type="dxa"/>
@@ -10368,12 +9861,6 @@
         <w:gridCol w:w="7200"/>
       </w:tblGrid>
       <w:tr>
-        <w:tblPrEx>
-          <w:tblCellMar>
-            <w:top w:w="0" w:type="dxa"/>
-            <w:bottom w:w="0" w:type="dxa"/>
-          </w:tblCellMar>
-        </w:tblPrEx>
         <w:tc>
           <w:tcPr>
             <w:tcW w:w="2000" w:type="dxa"/>
@@ -10454,12 +9941,6 @@
         </w:tc>
       </w:tr>
       <w:tr>
-        <w:tblPrEx>
-          <w:tblCellMar>
-            <w:top w:w="0" w:type="dxa"/>
-            <w:bottom w:w="0" w:type="dxa"/>
-          </w:tblCellMar>
-        </w:tblPrEx>
         <w:tc>
           <w:tcPr>
             <w:tcW w:w="2000" w:type="dxa"/>
@@ -10546,12 +10027,6 @@
         </w:tc>
       </w:tr>
       <w:tr>
-        <w:tblPrEx>
-          <w:tblCellMar>
-            <w:top w:w="0" w:type="dxa"/>
-            <w:bottom w:w="0" w:type="dxa"/>
-          </w:tblCellMar>
-        </w:tblPrEx>
         <w:tc>
           <w:tcPr>
             <w:tcW w:w="2000" w:type="dxa"/>
@@ -10615,12 +10090,6 @@
         </w:tc>
       </w:tr>
       <w:tr>
-        <w:tblPrEx>
-          <w:tblCellMar>
-            <w:top w:w="0" w:type="dxa"/>
-            <w:bottom w:w="0" w:type="dxa"/>
-          </w:tblCellMar>
-        </w:tblPrEx>
         <w:tc>
           <w:tcPr>
             <w:tcW w:w="2000" w:type="dxa"/>
@@ -10734,12 +10203,6 @@
         <w:gridCol w:w="7200"/>
       </w:tblGrid>
       <w:tr>
-        <w:tblPrEx>
-          <w:tblCellMar>
-            <w:top w:w="0" w:type="dxa"/>
-            <w:bottom w:w="0" w:type="dxa"/>
-          </w:tblCellMar>
-        </w:tblPrEx>
         <w:tc>
           <w:tcPr>
             <w:tcW w:w="2000" w:type="dxa"/>
@@ -10811,12 +10274,6 @@
         </w:tc>
       </w:tr>
       <w:tr>
-        <w:tblPrEx>
-          <w:tblCellMar>
-            <w:top w:w="0" w:type="dxa"/>
-            <w:bottom w:w="0" w:type="dxa"/>
-          </w:tblCellMar>
-        </w:tblPrEx>
         <w:tc>
           <w:tcPr>
             <w:tcW w:w="2000" w:type="dxa"/>
@@ -10879,12 +10336,6 @@
         </w:tc>
       </w:tr>
       <w:tr>
-        <w:tblPrEx>
-          <w:tblCellMar>
-            <w:top w:w="0" w:type="dxa"/>
-            <w:bottom w:w="0" w:type="dxa"/>
-          </w:tblCellMar>
-        </w:tblPrEx>
         <w:tc>
           <w:tcPr>
             <w:tcW w:w="2000" w:type="dxa"/>
@@ -10947,12 +10398,6 @@
         </w:tc>
       </w:tr>
       <w:tr>
-        <w:tblPrEx>
-          <w:tblCellMar>
-            <w:top w:w="0" w:type="dxa"/>
-            <w:bottom w:w="0" w:type="dxa"/>
-          </w:tblCellMar>
-        </w:tblPrEx>
         <w:tc>
           <w:tcPr>
             <w:tcW w:w="2000" w:type="dxa"/>
@@ -11090,12 +10535,6 @@
         <w:gridCol w:w="2400"/>
       </w:tblGrid>
       <w:tr>
-        <w:tblPrEx>
-          <w:tblCellMar>
-            <w:top w:w="0" w:type="dxa"/>
-            <w:bottom w:w="0" w:type="dxa"/>
-          </w:tblCellMar>
-        </w:tblPrEx>
         <w:trPr>
           <w:tblHeader/>
         </w:trPr>
@@ -11233,12 +10672,6 @@
         </w:tc>
       </w:tr>
       <w:tr>
-        <w:tblPrEx>
-          <w:tblCellMar>
-            <w:top w:w="0" w:type="dxa"/>
-            <w:bottom w:w="0" w:type="dxa"/>
-          </w:tblCellMar>
-        </w:tblPrEx>
         <w:tc>
           <w:tcPr>
             <w:tcW w:w="2000" w:type="dxa"/>
@@ -11405,12 +10838,6 @@
         </w:tc>
       </w:tr>
       <w:tr>
-        <w:tblPrEx>
-          <w:tblCellMar>
-            <w:top w:w="0" w:type="dxa"/>
-            <w:bottom w:w="0" w:type="dxa"/>
-          </w:tblCellMar>
-        </w:tblPrEx>
         <w:tc>
           <w:tcPr>
             <w:tcW w:w="2000" w:type="dxa"/>
@@ -11622,7 +11049,7 @@
         <w:jc w:val="both"/>
       </w:pPr>
       <w:r>
-        <w:t>Le MCD ci-dessous présente l'ensemble des entités et associations du modèle. Veuillez coller l'image du MCD dans l'espace ci-dessous :</w:t>
+        <w:t xml:space="preserve">Le MCD ci-dessous présente l'ensemble des entités et associations du modèle. </w:t>
       </w:r>
     </w:p>
     <w:p>
@@ -11632,6 +11059,9 @@
     </w:p>
     <w:p>
       <w:r>
+        <w:rPr>
+          <w:noProof/>
+        </w:rPr>
         <w:drawing>
           <wp:inline distT="0" distB="0" distL="0" distR="0" wp14:anchorId="57E86B2D" wp14:editId="190205F6">
             <wp:extent cx="6629400" cy="3045460"/>
@@ -11697,12 +11127,6 @@
         <w:gridCol w:w="8600"/>
       </w:tblGrid>
       <w:tr>
-        <w:tblPrEx>
-          <w:tblCellMar>
-            <w:top w:w="0" w:type="dxa"/>
-            <w:bottom w:w="0" w:type="dxa"/>
-          </w:tblCellMar>
-        </w:tblPrEx>
         <w:tc>
           <w:tcPr>
             <w:tcW w:w="600" w:type="dxa"/>
@@ -11931,12 +11355,6 @@
         <w:gridCol w:w="7400"/>
       </w:tblGrid>
       <w:tr>
-        <w:tblPrEx>
-          <w:tblCellMar>
-            <w:top w:w="0" w:type="dxa"/>
-            <w:bottom w:w="0" w:type="dxa"/>
-          </w:tblCellMar>
-        </w:tblPrEx>
         <w:tc>
           <w:tcPr>
             <w:tcW w:w="1800" w:type="dxa"/>
@@ -12023,24 +11441,15 @@
       <w:pPr>
         <w:spacing w:before="120" w:after="60"/>
       </w:pPr>
+    </w:p>
+    <w:p>
+      <w:pPr>
+        <w:spacing w:before="40" w:after="40"/>
+      </w:pPr>
       <w:r>
         <w:rPr>
-          <w:b/>
-          <w:bCs/>
-          <w:i/>
-          <w:iCs/>
-          <w:color w:val="595959"/>
-          <w:sz w:val="22"/>
-          <w:szCs w:val="22"/>
+          <w:noProof/>
         </w:rPr>
-        <w:t>Schéma du job (capture d'écran à coller ici) :</w:t>
-      </w:r>
-    </w:p>
-    <w:p>
-      <w:pPr>
-        <w:spacing w:before="40" w:after="40"/>
-      </w:pPr>
-      <w:r>
         <w:drawing>
           <wp:inline distT="0" distB="0" distL="0" distR="0" wp14:anchorId="760FC454" wp14:editId="55EBC88B">
             <wp:extent cx="6629400" cy="2345690"/>
@@ -12138,12 +11547,6 @@
         <w:gridCol w:w="6600"/>
       </w:tblGrid>
       <w:tr>
-        <w:tblPrEx>
-          <w:tblCellMar>
-            <w:top w:w="0" w:type="dxa"/>
-            <w:bottom w:w="0" w:type="dxa"/>
-          </w:tblCellMar>
-        </w:tblPrEx>
         <w:tc>
           <w:tcPr>
             <w:tcW w:w="9200" w:type="dxa"/>
@@ -12197,12 +11600,6 @@
         </w:tc>
       </w:tr>
       <w:tr>
-        <w:tblPrEx>
-          <w:tblCellMar>
-            <w:top w:w="0" w:type="dxa"/>
-            <w:bottom w:w="0" w:type="dxa"/>
-          </w:tblCellMar>
-        </w:tblPrEx>
         <w:tc>
           <w:tcPr>
             <w:tcW w:w="2600" w:type="dxa"/>
@@ -12262,12 +11659,6 @@
         </w:tc>
       </w:tr>
       <w:tr>
-        <w:tblPrEx>
-          <w:tblCellMar>
-            <w:top w:w="0" w:type="dxa"/>
-            <w:bottom w:w="0" w:type="dxa"/>
-          </w:tblCellMar>
-        </w:tblPrEx>
         <w:tc>
           <w:tcPr>
             <w:tcW w:w="2600" w:type="dxa"/>
@@ -12315,18 +11706,6 @@
               <w:right w:w="150" w:type="dxa"/>
             </w:tcMar>
           </w:tcPr>
-          <w:p>
-            <w:pPr>
-              <w:spacing w:before="40" w:after="40"/>
-            </w:pPr>
-            <w:r>
-              <w:rPr>
-                <w:sz w:val="20"/>
-                <w:szCs w:val="20"/>
-              </w:rPr>
-              <w:t>• Chemin : C:\Users\josep\Mspr2\MSPR\données\stations.csv</w:t>
-            </w:r>
-          </w:p>
           <w:p>
             <w:pPr>
               <w:spacing w:before="40" w:after="40"/>
@@ -12405,12 +11784,6 @@
         <w:gridCol w:w="6600"/>
       </w:tblGrid>
       <w:tr>
-        <w:tblPrEx>
-          <w:tblCellMar>
-            <w:top w:w="0" w:type="dxa"/>
-            <w:bottom w:w="0" w:type="dxa"/>
-          </w:tblCellMar>
-        </w:tblPrEx>
         <w:tc>
           <w:tcPr>
             <w:tcW w:w="9200" w:type="dxa"/>
@@ -12466,12 +11839,6 @@
         </w:tc>
       </w:tr>
       <w:tr>
-        <w:tblPrEx>
-          <w:tblCellMar>
-            <w:top w:w="0" w:type="dxa"/>
-            <w:bottom w:w="0" w:type="dxa"/>
-          </w:tblCellMar>
-        </w:tblPrEx>
         <w:tc>
           <w:tcPr>
             <w:tcW w:w="2600" w:type="dxa"/>
@@ -12547,12 +11914,6 @@
         </w:tc>
       </w:tr>
       <w:tr>
-        <w:tblPrEx>
-          <w:tblCellMar>
-            <w:top w:w="0" w:type="dxa"/>
-            <w:bottom w:w="0" w:type="dxa"/>
-          </w:tblCellMar>
-        </w:tblPrEx>
         <w:tc>
           <w:tcPr>
             <w:tcW w:w="2600" w:type="dxa"/>
@@ -12579,7 +11940,6 @@
                 <w:sz w:val="20"/>
                 <w:szCs w:val="20"/>
               </w:rPr>
-              <w:lastRenderedPageBreak/>
               <w:t>Configuration / Mapping</w:t>
             </w:r>
           </w:p>
@@ -12622,6 +11982,7 @@
                 <w:sz w:val="20"/>
                 <w:szCs w:val="20"/>
               </w:rPr>
+              <w:lastRenderedPageBreak/>
               <w:t>• Seule la première occurrence de chaque pays est conservée</w:t>
             </w:r>
           </w:p>
@@ -12667,12 +12028,6 @@
         <w:gridCol w:w="6600"/>
       </w:tblGrid>
       <w:tr>
-        <w:tblPrEx>
-          <w:tblCellMar>
-            <w:top w:w="0" w:type="dxa"/>
-            <w:bottom w:w="0" w:type="dxa"/>
-          </w:tblCellMar>
-        </w:tblPrEx>
         <w:tc>
           <w:tcPr>
             <w:tcW w:w="9200" w:type="dxa"/>
@@ -12754,12 +12109,6 @@
         </w:tc>
       </w:tr>
       <w:tr>
-        <w:tblPrEx>
-          <w:tblCellMar>
-            <w:top w:w="0" w:type="dxa"/>
-            <w:bottom w:w="0" w:type="dxa"/>
-          </w:tblCellMar>
-        </w:tblPrEx>
         <w:tc>
           <w:tcPr>
             <w:tcW w:w="2600" w:type="dxa"/>
@@ -12819,12 +12168,6 @@
         </w:tc>
       </w:tr>
       <w:tr>
-        <w:tblPrEx>
-          <w:tblCellMar>
-            <w:top w:w="0" w:type="dxa"/>
-            <w:bottom w:w="0" w:type="dxa"/>
-          </w:tblCellMar>
-        </w:tblPrEx>
         <w:tc>
           <w:tcPr>
             <w:tcW w:w="2600" w:type="dxa"/>
@@ -12872,18 +12215,6 @@
               <w:right w:w="150" w:type="dxa"/>
             </w:tcMar>
           </w:tcPr>
-          <w:p>
-            <w:pPr>
-              <w:spacing w:before="40" w:after="40"/>
-            </w:pPr>
-            <w:r>
-              <w:rPr>
-                <w:sz w:val="20"/>
-                <w:szCs w:val="20"/>
-              </w:rPr>
-              <w:t>• Chemin : C:\Users\josep\Mspr2\MSPR\données\lists_of_iso_3166.csv</w:t>
-            </w:r>
-          </w:p>
           <w:p>
             <w:pPr>
               <w:spacing w:before="40" w:after="40"/>
@@ -13024,12 +12355,6 @@
         <w:gridCol w:w="6600"/>
       </w:tblGrid>
       <w:tr>
-        <w:tblPrEx>
-          <w:tblCellMar>
-            <w:top w:w="0" w:type="dxa"/>
-            <w:bottom w:w="0" w:type="dxa"/>
-          </w:tblCellMar>
-        </w:tblPrEx>
         <w:tc>
           <w:tcPr>
             <w:tcW w:w="9200" w:type="dxa"/>
@@ -13085,12 +12410,6 @@
         </w:tc>
       </w:tr>
       <w:tr>
-        <w:tblPrEx>
-          <w:tblCellMar>
-            <w:top w:w="0" w:type="dxa"/>
-            <w:bottom w:w="0" w:type="dxa"/>
-          </w:tblCellMar>
-        </w:tblPrEx>
         <w:tc>
           <w:tcPr>
             <w:tcW w:w="2600" w:type="dxa"/>
@@ -13150,12 +12469,6 @@
         </w:tc>
       </w:tr>
       <w:tr>
-        <w:tblPrEx>
-          <w:tblCellMar>
-            <w:top w:w="0" w:type="dxa"/>
-            <w:bottom w:w="0" w:type="dxa"/>
-          </w:tblCellMar>
-        </w:tblPrEx>
         <w:tc>
           <w:tcPr>
             <w:tcW w:w="2600" w:type="dxa"/>
@@ -13379,12 +12692,6 @@
         <w:gridCol w:w="6600"/>
       </w:tblGrid>
       <w:tr>
-        <w:tblPrEx>
-          <w:tblCellMar>
-            <w:top w:w="0" w:type="dxa"/>
-            <w:bottom w:w="0" w:type="dxa"/>
-          </w:tblCellMar>
-        </w:tblPrEx>
         <w:tc>
           <w:tcPr>
             <w:tcW w:w="9200" w:type="dxa"/>
@@ -13440,12 +12747,6 @@
         </w:tc>
       </w:tr>
       <w:tr>
-        <w:tblPrEx>
-          <w:tblCellMar>
-            <w:top w:w="0" w:type="dxa"/>
-            <w:bottom w:w="0" w:type="dxa"/>
-          </w:tblCellMar>
-        </w:tblPrEx>
         <w:tc>
           <w:tcPr>
             <w:tcW w:w="2600" w:type="dxa"/>
@@ -13505,12 +12806,6 @@
         </w:tc>
       </w:tr>
       <w:tr>
-        <w:tblPrEx>
-          <w:tblCellMar>
-            <w:top w:w="0" w:type="dxa"/>
-            <w:bottom w:w="0" w:type="dxa"/>
-          </w:tblCellMar>
-        </w:tblPrEx>
         <w:tc>
           <w:tcPr>
             <w:tcW w:w="2600" w:type="dxa"/>
@@ -13730,12 +13025,6 @@
         <w:gridCol w:w="7400"/>
       </w:tblGrid>
       <w:tr>
-        <w:tblPrEx>
-          <w:tblCellMar>
-            <w:top w:w="0" w:type="dxa"/>
-            <w:bottom w:w="0" w:type="dxa"/>
-          </w:tblCellMar>
-        </w:tblPrEx>
         <w:tc>
           <w:tcPr>
             <w:tcW w:w="1800" w:type="dxa"/>
@@ -13821,32 +13110,12 @@
     <w:p>
       <w:pPr>
         <w:spacing w:before="120" w:after="60"/>
-        <w:rPr>
-          <w:b/>
-          <w:bCs/>
-          <w:i/>
-          <w:iCs/>
-          <w:color w:val="595959"/>
-        </w:rPr>
       </w:pPr>
       <w:r>
         <w:rPr>
-          <w:b/>
-          <w:bCs/>
-          <w:i/>
-          <w:iCs/>
-          <w:color w:val="595959"/>
-          <w:sz w:val="22"/>
-          <w:szCs w:val="22"/>
+          <w:noProof/>
         </w:rPr>
-        <w:t>Schéma du job :</w:t>
-      </w:r>
-    </w:p>
-    <w:p>
-      <w:pPr>
-        <w:spacing w:before="120" w:after="60"/>
-      </w:pPr>
-      <w:r>
+        <w:lastRenderedPageBreak/>
         <w:drawing>
           <wp:inline distT="0" distB="0" distL="0" distR="0" wp14:anchorId="51796A6A" wp14:editId="39F45041">
             <wp:extent cx="6582694" cy="1733792"/>
@@ -13934,12 +13203,6 @@
         <w:gridCol w:w="6600"/>
       </w:tblGrid>
       <w:tr>
-        <w:tblPrEx>
-          <w:tblCellMar>
-            <w:top w:w="0" w:type="dxa"/>
-            <w:bottom w:w="0" w:type="dxa"/>
-          </w:tblCellMar>
-        </w:tblPrEx>
         <w:tc>
           <w:tcPr>
             <w:tcW w:w="9200" w:type="dxa"/>
@@ -14005,12 +13268,6 @@
         </w:tc>
       </w:tr>
       <w:tr>
-        <w:tblPrEx>
-          <w:tblCellMar>
-            <w:top w:w="0" w:type="dxa"/>
-            <w:bottom w:w="0" w:type="dxa"/>
-          </w:tblCellMar>
-        </w:tblPrEx>
         <w:tc>
           <w:tcPr>
             <w:tcW w:w="2600" w:type="dxa"/>
@@ -14070,12 +13327,6 @@
         </w:tc>
       </w:tr>
       <w:tr>
-        <w:tblPrEx>
-          <w:tblCellMar>
-            <w:top w:w="0" w:type="dxa"/>
-            <w:bottom w:w="0" w:type="dxa"/>
-          </w:tblCellMar>
-        </w:tblPrEx>
         <w:tc>
           <w:tcPr>
             <w:tcW w:w="2600" w:type="dxa"/>
@@ -14123,18 +13374,6 @@
               <w:right w:w="150" w:type="dxa"/>
             </w:tcMar>
           </w:tcPr>
-          <w:p>
-            <w:pPr>
-              <w:spacing w:before="40" w:after="40"/>
-            </w:pPr>
-            <w:r>
-              <w:rPr>
-                <w:sz w:val="20"/>
-                <w:szCs w:val="20"/>
-              </w:rPr>
-              <w:t>• Chemin : C:\Users\josep\Mspr2\MSPR\données\stations.csv</w:t>
-            </w:r>
-          </w:p>
           <w:p>
             <w:pPr>
               <w:spacing w:before="40" w:after="40"/>
@@ -14221,12 +13460,6 @@
         <w:gridCol w:w="6600"/>
       </w:tblGrid>
       <w:tr>
-        <w:tblPrEx>
-          <w:tblCellMar>
-            <w:top w:w="0" w:type="dxa"/>
-            <w:bottom w:w="0" w:type="dxa"/>
-          </w:tblCellMar>
-        </w:tblPrEx>
         <w:tc>
           <w:tcPr>
             <w:tcW w:w="9200" w:type="dxa"/>
@@ -14282,12 +13515,6 @@
         </w:tc>
       </w:tr>
       <w:tr>
-        <w:tblPrEx>
-          <w:tblCellMar>
-            <w:top w:w="0" w:type="dxa"/>
-            <w:bottom w:w="0" w:type="dxa"/>
-          </w:tblCellMar>
-        </w:tblPrEx>
         <w:tc>
           <w:tcPr>
             <w:tcW w:w="2600" w:type="dxa"/>
@@ -14347,12 +13574,6 @@
         </w:tc>
       </w:tr>
       <w:tr>
-        <w:tblPrEx>
-          <w:tblCellMar>
-            <w:top w:w="0" w:type="dxa"/>
-            <w:bottom w:w="0" w:type="dxa"/>
-          </w:tblCellMar>
-        </w:tblPrEx>
         <w:tc>
           <w:tcPr>
             <w:tcW w:w="2600" w:type="dxa"/>
@@ -14520,12 +13741,6 @@
         <w:gridCol w:w="6600"/>
       </w:tblGrid>
       <w:tr>
-        <w:tblPrEx>
-          <w:tblCellMar>
-            <w:top w:w="0" w:type="dxa"/>
-            <w:bottom w:w="0" w:type="dxa"/>
-          </w:tblCellMar>
-        </w:tblPrEx>
         <w:tc>
           <w:tcPr>
             <w:tcW w:w="9200" w:type="dxa"/>
@@ -14581,12 +13796,6 @@
         </w:tc>
       </w:tr>
       <w:tr>
-        <w:tblPrEx>
-          <w:tblCellMar>
-            <w:top w:w="0" w:type="dxa"/>
-            <w:bottom w:w="0" w:type="dxa"/>
-          </w:tblCellMar>
-        </w:tblPrEx>
         <w:tc>
           <w:tcPr>
             <w:tcW w:w="2600" w:type="dxa"/>
@@ -14646,12 +13855,6 @@
         </w:tc>
       </w:tr>
       <w:tr>
-        <w:tblPrEx>
-          <w:tblCellMar>
-            <w:top w:w="0" w:type="dxa"/>
-            <w:bottom w:w="0" w:type="dxa"/>
-          </w:tblCellMar>
-        </w:tblPrEx>
         <w:tc>
           <w:tcPr>
             <w:tcW w:w="2600" w:type="dxa"/>
@@ -14762,12 +13965,6 @@
         <w:gridCol w:w="6600"/>
       </w:tblGrid>
       <w:tr>
-        <w:tblPrEx>
-          <w:tblCellMar>
-            <w:top w:w="0" w:type="dxa"/>
-            <w:bottom w:w="0" w:type="dxa"/>
-          </w:tblCellMar>
-        </w:tblPrEx>
         <w:tc>
           <w:tcPr>
             <w:tcW w:w="9200" w:type="dxa"/>
@@ -14823,12 +14020,6 @@
         </w:tc>
       </w:tr>
       <w:tr>
-        <w:tblPrEx>
-          <w:tblCellMar>
-            <w:top w:w="0" w:type="dxa"/>
-            <w:bottom w:w="0" w:type="dxa"/>
-          </w:tblCellMar>
-        </w:tblPrEx>
         <w:tc>
           <w:tcPr>
             <w:tcW w:w="2600" w:type="dxa"/>
@@ -14855,7 +14046,6 @@
                 <w:sz w:val="20"/>
                 <w:szCs w:val="20"/>
               </w:rPr>
-              <w:lastRenderedPageBreak/>
               <w:t>Rôle dans le job</w:t>
             </w:r>
           </w:p>
@@ -14889,12 +14079,6 @@
         </w:tc>
       </w:tr>
       <w:tr>
-        <w:tblPrEx>
-          <w:tblCellMar>
-            <w:top w:w="0" w:type="dxa"/>
-            <w:bottom w:w="0" w:type="dxa"/>
-          </w:tblCellMar>
-        </w:tblPrEx>
         <w:tc>
           <w:tcPr>
             <w:tcW w:w="2600" w:type="dxa"/>
@@ -15145,6 +14329,7 @@
                 <w:sz w:val="20"/>
                 <w:szCs w:val="20"/>
               </w:rPr>
+              <w:lastRenderedPageBreak/>
               <w:t xml:space="preserve">•   → </w:t>
             </w:r>
             <w:proofErr w:type="spellStart"/>
@@ -15290,12 +14475,6 @@
         <w:gridCol w:w="6600"/>
       </w:tblGrid>
       <w:tr>
-        <w:tblPrEx>
-          <w:tblCellMar>
-            <w:top w:w="0" w:type="dxa"/>
-            <w:bottom w:w="0" w:type="dxa"/>
-          </w:tblCellMar>
-        </w:tblPrEx>
         <w:tc>
           <w:tcPr>
             <w:tcW w:w="9200" w:type="dxa"/>
@@ -15351,12 +14530,6 @@
         </w:tc>
       </w:tr>
       <w:tr>
-        <w:tblPrEx>
-          <w:tblCellMar>
-            <w:top w:w="0" w:type="dxa"/>
-            <w:bottom w:w="0" w:type="dxa"/>
-          </w:tblCellMar>
-        </w:tblPrEx>
         <w:tc>
           <w:tcPr>
             <w:tcW w:w="2600" w:type="dxa"/>
@@ -15432,12 +14605,6 @@
         </w:tc>
       </w:tr>
       <w:tr>
-        <w:tblPrEx>
-          <w:tblCellMar>
-            <w:top w:w="0" w:type="dxa"/>
-            <w:bottom w:w="0" w:type="dxa"/>
-          </w:tblCellMar>
-        </w:tblPrEx>
         <w:tc>
           <w:tcPr>
             <w:tcW w:w="2600" w:type="dxa"/>
@@ -15666,12 +14833,6 @@
         <w:gridCol w:w="7400"/>
       </w:tblGrid>
       <w:tr>
-        <w:tblPrEx>
-          <w:tblCellMar>
-            <w:top w:w="0" w:type="dxa"/>
-            <w:bottom w:w="0" w:type="dxa"/>
-          </w:tblCellMar>
-        </w:tblPrEx>
         <w:tc>
           <w:tcPr>
             <w:tcW w:w="1800" w:type="dxa"/>
@@ -15761,18 +14922,6 @@
         </w:tabs>
         <w:spacing w:before="120" w:after="60"/>
       </w:pPr>
-      <w:r>
-        <w:rPr>
-          <w:b/>
-          <w:bCs/>
-          <w:i/>
-          <w:iCs/>
-          <w:color w:val="595959"/>
-          <w:sz w:val="22"/>
-          <w:szCs w:val="22"/>
-        </w:rPr>
-        <w:t>Schéma du job (capture d'écran à coller ici) :</w:t>
-      </w:r>
       <w:r>
         <w:rPr>
           <w:b/>
@@ -15789,6 +14938,7 @@
           <w:bCs/>
           <w:i/>
           <w:iCs/>
+          <w:noProof/>
           <w:color w:val="595959"/>
         </w:rPr>
         <w:drawing>
@@ -15878,12 +15028,6 @@
         <w:gridCol w:w="6600"/>
       </w:tblGrid>
       <w:tr>
-        <w:tblPrEx>
-          <w:tblCellMar>
-            <w:top w:w="0" w:type="dxa"/>
-            <w:bottom w:w="0" w:type="dxa"/>
-          </w:tblCellMar>
-        </w:tblPrEx>
         <w:tc>
           <w:tcPr>
             <w:tcW w:w="9200" w:type="dxa"/>
@@ -15937,12 +15081,6 @@
         </w:tc>
       </w:tr>
       <w:tr>
-        <w:tblPrEx>
-          <w:tblCellMar>
-            <w:top w:w="0" w:type="dxa"/>
-            <w:bottom w:w="0" w:type="dxa"/>
-          </w:tblCellMar>
-        </w:tblPrEx>
         <w:tc>
           <w:tcPr>
             <w:tcW w:w="2600" w:type="dxa"/>
@@ -16050,12 +15188,6 @@
         </w:tc>
       </w:tr>
       <w:tr>
-        <w:tblPrEx>
-          <w:tblCellMar>
-            <w:top w:w="0" w:type="dxa"/>
-            <w:bottom w:w="0" w:type="dxa"/>
-          </w:tblCellMar>
-        </w:tblPrEx>
         <w:tc>
           <w:tcPr>
             <w:tcW w:w="2600" w:type="dxa"/>
@@ -16112,7 +15244,7 @@
                 <w:sz w:val="20"/>
                 <w:szCs w:val="20"/>
               </w:rPr>
-              <w:t>• Chemin : C:\Users\josep\Mspr2\MSPR\données\nigth\02_bot_agencies.json</w:t>
+              <w:t>• Mode de lecture : fichier entier en une seule chaîne (1 ligne en sortie)</w:t>
             </w:r>
           </w:p>
           <w:p>
@@ -16124,18 +15256,7 @@
                 <w:sz w:val="20"/>
                 <w:szCs w:val="20"/>
               </w:rPr>
-              <w:t>• Mode de lecture : fichier entier en une seule chaîne (1 ligne en sortie)</w:t>
-            </w:r>
-          </w:p>
-          <w:p>
-            <w:pPr>
-              <w:spacing w:before="40" w:after="40"/>
-            </w:pPr>
-            <w:r>
-              <w:rPr>
-                <w:sz w:val="20"/>
-                <w:szCs w:val="20"/>
-              </w:rPr>
+              <w:lastRenderedPageBreak/>
               <w:t xml:space="preserve">• La sortie (row1) alimente directement le </w:t>
             </w:r>
             <w:proofErr w:type="spellStart"/>
@@ -16178,12 +15299,6 @@
         <w:gridCol w:w="6600"/>
       </w:tblGrid>
       <w:tr>
-        <w:tblPrEx>
-          <w:tblCellMar>
-            <w:top w:w="0" w:type="dxa"/>
-            <w:bottom w:w="0" w:type="dxa"/>
-          </w:tblCellMar>
-        </w:tblPrEx>
         <w:tc>
           <w:tcPr>
             <w:tcW w:w="9200" w:type="dxa"/>
@@ -16237,12 +15352,6 @@
         </w:tc>
       </w:tr>
       <w:tr>
-        <w:tblPrEx>
-          <w:tblCellMar>
-            <w:top w:w="0" w:type="dxa"/>
-            <w:bottom w:w="0" w:type="dxa"/>
-          </w:tblCellMar>
-        </w:tblPrEx>
         <w:tc>
           <w:tcPr>
             <w:tcW w:w="2600" w:type="dxa"/>
@@ -16318,12 +15427,6 @@
         </w:tc>
       </w:tr>
       <w:tr>
-        <w:tblPrEx>
-          <w:tblCellMar>
-            <w:top w:w="0" w:type="dxa"/>
-            <w:bottom w:w="0" w:type="dxa"/>
-          </w:tblCellMar>
-        </w:tblPrEx>
         <w:tc>
           <w:tcPr>
             <w:tcW w:w="2600" w:type="dxa"/>
@@ -16552,12 +15655,6 @@
         <w:gridCol w:w="6600"/>
       </w:tblGrid>
       <w:tr>
-        <w:tblPrEx>
-          <w:tblCellMar>
-            <w:top w:w="0" w:type="dxa"/>
-            <w:bottom w:w="0" w:type="dxa"/>
-          </w:tblCellMar>
-        </w:tblPrEx>
         <w:tc>
           <w:tcPr>
             <w:tcW w:w="9200" w:type="dxa"/>
@@ -16613,12 +15710,6 @@
         </w:tc>
       </w:tr>
       <w:tr>
-        <w:tblPrEx>
-          <w:tblCellMar>
-            <w:top w:w="0" w:type="dxa"/>
-            <w:bottom w:w="0" w:type="dxa"/>
-          </w:tblCellMar>
-        </w:tblPrEx>
         <w:tc>
           <w:tcPr>
             <w:tcW w:w="2600" w:type="dxa"/>
@@ -16678,12 +15769,6 @@
         </w:tc>
       </w:tr>
       <w:tr>
-        <w:tblPrEx>
-          <w:tblCellMar>
-            <w:top w:w="0" w:type="dxa"/>
-            <w:bottom w:w="0" w:type="dxa"/>
-          </w:tblCellMar>
-        </w:tblPrEx>
         <w:tc>
           <w:tcPr>
             <w:tcW w:w="2600" w:type="dxa"/>
@@ -16937,12 +16022,6 @@
         <w:gridCol w:w="6600"/>
       </w:tblGrid>
       <w:tr>
-        <w:tblPrEx>
-          <w:tblCellMar>
-            <w:top w:w="0" w:type="dxa"/>
-            <w:bottom w:w="0" w:type="dxa"/>
-          </w:tblCellMar>
-        </w:tblPrEx>
         <w:tc>
           <w:tcPr>
             <w:tcW w:w="9200" w:type="dxa"/>
@@ -16998,12 +16077,6 @@
         </w:tc>
       </w:tr>
       <w:tr>
-        <w:tblPrEx>
-          <w:tblCellMar>
-            <w:top w:w="0" w:type="dxa"/>
-            <w:bottom w:w="0" w:type="dxa"/>
-          </w:tblCellMar>
-        </w:tblPrEx>
         <w:tc>
           <w:tcPr>
             <w:tcW w:w="2600" w:type="dxa"/>
@@ -17063,12 +16136,6 @@
         </w:tc>
       </w:tr>
       <w:tr>
-        <w:tblPrEx>
-          <w:tblCellMar>
-            <w:top w:w="0" w:type="dxa"/>
-            <w:bottom w:w="0" w:type="dxa"/>
-          </w:tblCellMar>
-        </w:tblPrEx>
         <w:tc>
           <w:tcPr>
             <w:tcW w:w="2600" w:type="dxa"/>
@@ -17223,7 +16290,6 @@
           <w:sz w:val="40"/>
           <w:szCs w:val="40"/>
         </w:rPr>
-        <w:lastRenderedPageBreak/>
         <w:t xml:space="preserve">  Intégration — </w:t>
       </w:r>
       <w:proofErr w:type="spellStart"/>
@@ -17300,12 +16366,6 @@
         <w:gridCol w:w="7400"/>
       </w:tblGrid>
       <w:tr>
-        <w:tblPrEx>
-          <w:tblCellMar>
-            <w:top w:w="0" w:type="dxa"/>
-            <w:bottom w:w="0" w:type="dxa"/>
-          </w:tblCellMar>
-        </w:tblPrEx>
         <w:tc>
           <w:tcPr>
             <w:tcW w:w="1800" w:type="dxa"/>
@@ -17419,6 +16479,7 @@
           <w:sz w:val="26"/>
           <w:szCs w:val="26"/>
         </w:rPr>
+        <w:lastRenderedPageBreak/>
         <w:t>Schéma du job</w:t>
       </w:r>
     </w:p>
@@ -17427,6 +16488,9 @@
         <w:spacing w:before="120" w:after="60"/>
       </w:pPr>
       <w:r>
+        <w:rPr>
+          <w:noProof/>
+        </w:rPr>
         <w:drawing>
           <wp:inline distT="0" distB="0" distL="0" distR="0" wp14:anchorId="6C41DBCC" wp14:editId="359A158D">
             <wp:extent cx="6629400" cy="1911985"/>
@@ -17514,12 +16578,6 @@
         <w:gridCol w:w="6600"/>
       </w:tblGrid>
       <w:tr>
-        <w:tblPrEx>
-          <w:tblCellMar>
-            <w:top w:w="0" w:type="dxa"/>
-            <w:bottom w:w="0" w:type="dxa"/>
-          </w:tblCellMar>
-        </w:tblPrEx>
         <w:tc>
           <w:tcPr>
             <w:tcW w:w="9200" w:type="dxa"/>
@@ -17573,12 +16631,6 @@
         </w:tc>
       </w:tr>
       <w:tr>
-        <w:tblPrEx>
-          <w:tblCellMar>
-            <w:top w:w="0" w:type="dxa"/>
-            <w:bottom w:w="0" w:type="dxa"/>
-          </w:tblCellMar>
-        </w:tblPrEx>
         <w:tc>
           <w:tcPr>
             <w:tcW w:w="2600" w:type="dxa"/>
@@ -17688,12 +16740,6 @@
         </w:tc>
       </w:tr>
       <w:tr>
-        <w:tblPrEx>
-          <w:tblCellMar>
-            <w:top w:w="0" w:type="dxa"/>
-            <w:bottom w:w="0" w:type="dxa"/>
-          </w:tblCellMar>
-        </w:tblPrEx>
         <w:tc>
           <w:tcPr>
             <w:tcW w:w="2600" w:type="dxa"/>
@@ -17741,18 +16787,6 @@
               <w:right w:w="150" w:type="dxa"/>
             </w:tcMar>
           </w:tcPr>
-          <w:p>
-            <w:pPr>
-              <w:spacing w:before="40" w:after="40"/>
-            </w:pPr>
-            <w:r>
-              <w:rPr>
-                <w:sz w:val="20"/>
-                <w:szCs w:val="20"/>
-              </w:rPr>
-              <w:t>• Chemin : C:\Users\josep\Mspr2\MSPR\données\nigth\trips.json</w:t>
-            </w:r>
-          </w:p>
           <w:p>
             <w:pPr>
               <w:spacing w:before="40" w:after="40"/>
@@ -17820,12 +16854,6 @@
         <w:gridCol w:w="6600"/>
       </w:tblGrid>
       <w:tr>
-        <w:tblPrEx>
-          <w:tblCellMar>
-            <w:top w:w="0" w:type="dxa"/>
-            <w:bottom w:w="0" w:type="dxa"/>
-          </w:tblCellMar>
-        </w:tblPrEx>
         <w:tc>
           <w:tcPr>
             <w:tcW w:w="9200" w:type="dxa"/>
@@ -17879,12 +16907,6 @@
         </w:tc>
       </w:tr>
       <w:tr>
-        <w:tblPrEx>
-          <w:tblCellMar>
-            <w:top w:w="0" w:type="dxa"/>
-            <w:bottom w:w="0" w:type="dxa"/>
-          </w:tblCellMar>
-        </w:tblPrEx>
         <w:tc>
           <w:tcPr>
             <w:tcW w:w="2600" w:type="dxa"/>
@@ -17960,12 +16982,6 @@
         </w:tc>
       </w:tr>
       <w:tr>
-        <w:tblPrEx>
-          <w:tblCellMar>
-            <w:top w:w="0" w:type="dxa"/>
-            <w:bottom w:w="0" w:type="dxa"/>
-          </w:tblCellMar>
-        </w:tblPrEx>
         <w:tc>
           <w:tcPr>
             <w:tcW w:w="2600" w:type="dxa"/>
@@ -18092,12 +17108,6 @@
         <w:gridCol w:w="6600"/>
       </w:tblGrid>
       <w:tr>
-        <w:tblPrEx>
-          <w:tblCellMar>
-            <w:top w:w="0" w:type="dxa"/>
-            <w:bottom w:w="0" w:type="dxa"/>
-          </w:tblCellMar>
-        </w:tblPrEx>
         <w:tc>
           <w:tcPr>
             <w:tcW w:w="9200" w:type="dxa"/>
@@ -18153,12 +17163,6 @@
         </w:tc>
       </w:tr>
       <w:tr>
-        <w:tblPrEx>
-          <w:tblCellMar>
-            <w:top w:w="0" w:type="dxa"/>
-            <w:bottom w:w="0" w:type="dxa"/>
-          </w:tblCellMar>
-        </w:tblPrEx>
         <w:tc>
           <w:tcPr>
             <w:tcW w:w="2600" w:type="dxa"/>
@@ -18250,12 +17254,6 @@
         </w:tc>
       </w:tr>
       <w:tr>
-        <w:tblPrEx>
-          <w:tblCellMar>
-            <w:top w:w="0" w:type="dxa"/>
-            <w:bottom w:w="0" w:type="dxa"/>
-          </w:tblCellMar>
-        </w:tblPrEx>
         <w:tc>
           <w:tcPr>
             <w:tcW w:w="2600" w:type="dxa"/>
@@ -18324,7 +17322,6 @@
                 <w:sz w:val="20"/>
                 <w:szCs w:val="20"/>
               </w:rPr>
-              <w:lastRenderedPageBreak/>
               <w:t xml:space="preserve">•   → </w:t>
             </w:r>
             <w:proofErr w:type="spellStart"/>
@@ -18406,12 +17403,6 @@
         <w:gridCol w:w="6600"/>
       </w:tblGrid>
       <w:tr>
-        <w:tblPrEx>
-          <w:tblCellMar>
-            <w:top w:w="0" w:type="dxa"/>
-            <w:bottom w:w="0" w:type="dxa"/>
-          </w:tblCellMar>
-        </w:tblPrEx>
         <w:tc>
           <w:tcPr>
             <w:tcW w:w="9200" w:type="dxa"/>
@@ -18467,12 +17458,6 @@
         </w:tc>
       </w:tr>
       <w:tr>
-        <w:tblPrEx>
-          <w:tblCellMar>
-            <w:top w:w="0" w:type="dxa"/>
-            <w:bottom w:w="0" w:type="dxa"/>
-          </w:tblCellMar>
-        </w:tblPrEx>
         <w:tc>
           <w:tcPr>
             <w:tcW w:w="2600" w:type="dxa"/>
@@ -18532,12 +17517,6 @@
         </w:tc>
       </w:tr>
       <w:tr>
-        <w:tblPrEx>
-          <w:tblCellMar>
-            <w:top w:w="0" w:type="dxa"/>
-            <w:bottom w:w="0" w:type="dxa"/>
-          </w:tblCellMar>
-        </w:tblPrEx>
         <w:tc>
           <w:tcPr>
             <w:tcW w:w="2600" w:type="dxa"/>
@@ -18615,6 +17594,7 @@
                 <w:sz w:val="20"/>
                 <w:szCs w:val="20"/>
               </w:rPr>
+              <w:lastRenderedPageBreak/>
               <w:t xml:space="preserve">• Sortie (Uniques) : seuls les types uniques sont envoyés au </w:t>
             </w:r>
             <w:proofErr w:type="spellStart"/>
@@ -18669,12 +17649,6 @@
         <w:gridCol w:w="6600"/>
       </w:tblGrid>
       <w:tr>
-        <w:tblPrEx>
-          <w:tblCellMar>
-            <w:top w:w="0" w:type="dxa"/>
-            <w:bottom w:w="0" w:type="dxa"/>
-          </w:tblCellMar>
-        </w:tblPrEx>
         <w:tc>
           <w:tcPr>
             <w:tcW w:w="9200" w:type="dxa"/>
@@ -18730,12 +17704,6 @@
         </w:tc>
       </w:tr>
       <w:tr>
-        <w:tblPrEx>
-          <w:tblCellMar>
-            <w:top w:w="0" w:type="dxa"/>
-            <w:bottom w:w="0" w:type="dxa"/>
-          </w:tblCellMar>
-        </w:tblPrEx>
         <w:tc>
           <w:tcPr>
             <w:tcW w:w="2600" w:type="dxa"/>
@@ -18827,12 +17795,6 @@
         </w:tc>
       </w:tr>
       <w:tr>
-        <w:tblPrEx>
-          <w:tblCellMar>
-            <w:top w:w="0" w:type="dxa"/>
-            <w:bottom w:w="0" w:type="dxa"/>
-          </w:tblCellMar>
-        </w:tblPrEx>
         <w:tc>
           <w:tcPr>
             <w:tcW w:w="2600" w:type="dxa"/>
@@ -19073,12 +18035,6 @@
         <w:gridCol w:w="7400"/>
       </w:tblGrid>
       <w:tr>
-        <w:tblPrEx>
-          <w:tblCellMar>
-            <w:top w:w="0" w:type="dxa"/>
-            <w:bottom w:w="0" w:type="dxa"/>
-          </w:tblCellMar>
-        </w:tblPrEx>
         <w:tc>
           <w:tcPr>
             <w:tcW w:w="1800" w:type="dxa"/>
@@ -19232,6 +18188,9 @@
         <w:spacing w:before="120" w:after="60"/>
       </w:pPr>
       <w:r>
+        <w:rPr>
+          <w:noProof/>
+        </w:rPr>
         <w:drawing>
           <wp:inline distT="0" distB="0" distL="0" distR="0" wp14:anchorId="73398030" wp14:editId="7FF79397">
             <wp:extent cx="6629400" cy="1801495"/>
@@ -19319,12 +18278,6 @@
         <w:gridCol w:w="6600"/>
       </w:tblGrid>
       <w:tr>
-        <w:tblPrEx>
-          <w:tblCellMar>
-            <w:top w:w="0" w:type="dxa"/>
-            <w:bottom w:w="0" w:type="dxa"/>
-          </w:tblCellMar>
-        </w:tblPrEx>
         <w:tc>
           <w:tcPr>
             <w:tcW w:w="9200" w:type="dxa"/>
@@ -19378,12 +18331,6 @@
         </w:tc>
       </w:tr>
       <w:tr>
-        <w:tblPrEx>
-          <w:tblCellMar>
-            <w:top w:w="0" w:type="dxa"/>
-            <w:bottom w:w="0" w:type="dxa"/>
-          </w:tblCellMar>
-        </w:tblPrEx>
         <w:tc>
           <w:tcPr>
             <w:tcW w:w="2600" w:type="dxa"/>
@@ -19477,12 +18424,6 @@
         </w:tc>
       </w:tr>
       <w:tr>
-        <w:tblPrEx>
-          <w:tblCellMar>
-            <w:top w:w="0" w:type="dxa"/>
-            <w:bottom w:w="0" w:type="dxa"/>
-          </w:tblCellMar>
-        </w:tblPrEx>
         <w:tc>
           <w:tcPr>
             <w:tcW w:w="2600" w:type="dxa"/>
@@ -19539,19 +18480,7 @@
                 <w:sz w:val="20"/>
                 <w:szCs w:val="20"/>
               </w:rPr>
-              <w:t>• Chemin : C:\Users\josep\Mspr2\MSPR\données\nigth\routes.json</w:t>
-            </w:r>
-          </w:p>
-          <w:p>
-            <w:pPr>
-              <w:spacing w:before="40" w:after="40"/>
-            </w:pPr>
-            <w:r>
-              <w:rPr>
-                <w:sz w:val="20"/>
-                <w:szCs w:val="20"/>
-              </w:rPr>
-              <w:t>• 1 ligne en sortie (</w:t>
+              <w:t>•1 ligne en sortie (</w:t>
             </w:r>
             <w:proofErr w:type="spellStart"/>
             <w:r>
@@ -19609,12 +18538,6 @@
         <w:gridCol w:w="6600"/>
       </w:tblGrid>
       <w:tr>
-        <w:tblPrEx>
-          <w:tblCellMar>
-            <w:top w:w="0" w:type="dxa"/>
-            <w:bottom w:w="0" w:type="dxa"/>
-          </w:tblCellMar>
-        </w:tblPrEx>
         <w:tc>
           <w:tcPr>
             <w:tcW w:w="9200" w:type="dxa"/>
@@ -19668,12 +18591,6 @@
         </w:tc>
       </w:tr>
       <w:tr>
-        <w:tblPrEx>
-          <w:tblCellMar>
-            <w:top w:w="0" w:type="dxa"/>
-            <w:bottom w:w="0" w:type="dxa"/>
-          </w:tblCellMar>
-        </w:tblPrEx>
         <w:tc>
           <w:tcPr>
             <w:tcW w:w="2600" w:type="dxa"/>
@@ -19733,12 +18650,6 @@
         </w:tc>
       </w:tr>
       <w:tr>
-        <w:tblPrEx>
-          <w:tblCellMar>
-            <w:top w:w="0" w:type="dxa"/>
-            <w:bottom w:w="0" w:type="dxa"/>
-          </w:tblCellMar>
-        </w:tblPrEx>
         <w:tc>
           <w:tcPr>
             <w:tcW w:w="2600" w:type="dxa"/>
@@ -19913,12 +18824,6 @@
         <w:gridCol w:w="6600"/>
       </w:tblGrid>
       <w:tr>
-        <w:tblPrEx>
-          <w:tblCellMar>
-            <w:top w:w="0" w:type="dxa"/>
-            <w:bottom w:w="0" w:type="dxa"/>
-          </w:tblCellMar>
-        </w:tblPrEx>
         <w:tc>
           <w:tcPr>
             <w:tcW w:w="9200" w:type="dxa"/>
@@ -19974,12 +18879,6 @@
         </w:tc>
       </w:tr>
       <w:tr>
-        <w:tblPrEx>
-          <w:tblCellMar>
-            <w:top w:w="0" w:type="dxa"/>
-            <w:bottom w:w="0" w:type="dxa"/>
-          </w:tblCellMar>
-        </w:tblPrEx>
         <w:tc>
           <w:tcPr>
             <w:tcW w:w="2600" w:type="dxa"/>
@@ -20055,12 +18954,6 @@
         </w:tc>
       </w:tr>
       <w:tr>
-        <w:tblPrEx>
-          <w:tblCellMar>
-            <w:top w:w="0" w:type="dxa"/>
-            <w:bottom w:w="0" w:type="dxa"/>
-          </w:tblCellMar>
-        </w:tblPrEx>
         <w:tc>
           <w:tcPr>
             <w:tcW w:w="2600" w:type="dxa"/>
@@ -20422,12 +19315,6 @@
         <w:gridCol w:w="6600"/>
       </w:tblGrid>
       <w:tr>
-        <w:tblPrEx>
-          <w:tblCellMar>
-            <w:top w:w="0" w:type="dxa"/>
-            <w:bottom w:w="0" w:type="dxa"/>
-          </w:tblCellMar>
-        </w:tblPrEx>
         <w:tc>
           <w:tcPr>
             <w:tcW w:w="9200" w:type="dxa"/>
@@ -20483,12 +19370,6 @@
         </w:tc>
       </w:tr>
       <w:tr>
-        <w:tblPrEx>
-          <w:tblCellMar>
-            <w:top w:w="0" w:type="dxa"/>
-            <w:bottom w:w="0" w:type="dxa"/>
-          </w:tblCellMar>
-        </w:tblPrEx>
         <w:tc>
           <w:tcPr>
             <w:tcW w:w="2600" w:type="dxa"/>
@@ -20612,12 +19493,6 @@
         </w:tc>
       </w:tr>
       <w:tr>
-        <w:tblPrEx>
-          <w:tblCellMar>
-            <w:top w:w="0" w:type="dxa"/>
-            <w:bottom w:w="0" w:type="dxa"/>
-          </w:tblCellMar>
-        </w:tblPrEx>
         <w:tc>
           <w:tcPr>
             <w:tcW w:w="2600" w:type="dxa"/>
@@ -20781,12 +19656,6 @@
         <w:gridCol w:w="6600"/>
       </w:tblGrid>
       <w:tr>
-        <w:tblPrEx>
-          <w:tblCellMar>
-            <w:top w:w="0" w:type="dxa"/>
-            <w:bottom w:w="0" w:type="dxa"/>
-          </w:tblCellMar>
-        </w:tblPrEx>
         <w:tc>
           <w:tcPr>
             <w:tcW w:w="9200" w:type="dxa"/>
@@ -20842,12 +19711,6 @@
         </w:tc>
       </w:tr>
       <w:tr>
-        <w:tblPrEx>
-          <w:tblCellMar>
-            <w:top w:w="0" w:type="dxa"/>
-            <w:bottom w:w="0" w:type="dxa"/>
-          </w:tblCellMar>
-        </w:tblPrEx>
         <w:tc>
           <w:tcPr>
             <w:tcW w:w="2600" w:type="dxa"/>
@@ -20957,12 +19820,6 @@
         </w:tc>
       </w:tr>
       <w:tr>
-        <w:tblPrEx>
-          <w:tblCellMar>
-            <w:top w:w="0" w:type="dxa"/>
-            <w:bottom w:w="0" w:type="dxa"/>
-          </w:tblCellMar>
-        </w:tblPrEx>
         <w:tc>
           <w:tcPr>
             <w:tcW w:w="2600" w:type="dxa"/>
@@ -21043,7 +19900,6 @@
                 <w:sz w:val="20"/>
                 <w:szCs w:val="20"/>
               </w:rPr>
-              <w:lastRenderedPageBreak/>
               <w:t xml:space="preserve">• Colonnes insérées : </w:t>
             </w:r>
             <w:proofErr w:type="spellStart"/>
@@ -21192,12 +20048,6 @@
         <w:gridCol w:w="7400"/>
       </w:tblGrid>
       <w:tr>
-        <w:tblPrEx>
-          <w:tblCellMar>
-            <w:top w:w="0" w:type="dxa"/>
-            <w:bottom w:w="0" w:type="dxa"/>
-          </w:tblCellMar>
-        </w:tblPrEx>
         <w:tc>
           <w:tcPr>
             <w:tcW w:w="1800" w:type="dxa"/>
@@ -21224,6 +20074,7 @@
                 <w:sz w:val="20"/>
                 <w:szCs w:val="20"/>
               </w:rPr>
+              <w:lastRenderedPageBreak/>
               <w:t>Objectif du job</w:t>
             </w:r>
           </w:p>
@@ -21308,6 +20159,7 @@
           <w:bCs/>
           <w:i/>
           <w:iCs/>
+          <w:noProof/>
           <w:color w:val="595959"/>
         </w:rPr>
         <w:drawing>
@@ -21392,12 +20244,6 @@
         <w:gridCol w:w="6600"/>
       </w:tblGrid>
       <w:tr>
-        <w:tblPrEx>
-          <w:tblCellMar>
-            <w:top w:w="0" w:type="dxa"/>
-            <w:bottom w:w="0" w:type="dxa"/>
-          </w:tblCellMar>
-        </w:tblPrEx>
         <w:tc>
           <w:tcPr>
             <w:tcW w:w="9200" w:type="dxa"/>
@@ -21451,12 +20297,6 @@
         </w:tc>
       </w:tr>
       <w:tr>
-        <w:tblPrEx>
-          <w:tblCellMar>
-            <w:top w:w="0" w:type="dxa"/>
-            <w:bottom w:w="0" w:type="dxa"/>
-          </w:tblCellMar>
-        </w:tblPrEx>
         <w:tc>
           <w:tcPr>
             <w:tcW w:w="2600" w:type="dxa"/>
@@ -21550,12 +20390,6 @@
         </w:tc>
       </w:tr>
       <w:tr>
-        <w:tblPrEx>
-          <w:tblCellMar>
-            <w:top w:w="0" w:type="dxa"/>
-            <w:bottom w:w="0" w:type="dxa"/>
-          </w:tblCellMar>
-        </w:tblPrEx>
         <w:tc>
           <w:tcPr>
             <w:tcW w:w="2600" w:type="dxa"/>
@@ -21603,18 +20437,6 @@
               <w:right w:w="150" w:type="dxa"/>
             </w:tcMar>
           </w:tcPr>
-          <w:p>
-            <w:pPr>
-              <w:spacing w:before="40" w:after="40"/>
-            </w:pPr>
-            <w:r>
-              <w:rPr>
-                <w:sz w:val="20"/>
-                <w:szCs w:val="20"/>
-              </w:rPr>
-              <w:t>• Chemin : C:\Users\josep\Mspr2\MSPR\données\nigth\trips.json</w:t>
-            </w:r>
-          </w:p>
           <w:p>
             <w:pPr>
               <w:spacing w:before="40" w:after="40"/>
@@ -21682,12 +20504,6 @@
         <w:gridCol w:w="6600"/>
       </w:tblGrid>
       <w:tr>
-        <w:tblPrEx>
-          <w:tblCellMar>
-            <w:top w:w="0" w:type="dxa"/>
-            <w:bottom w:w="0" w:type="dxa"/>
-          </w:tblCellMar>
-        </w:tblPrEx>
         <w:tc>
           <w:tcPr>
             <w:tcW w:w="9200" w:type="dxa"/>
@@ -21741,12 +20557,6 @@
         </w:tc>
       </w:tr>
       <w:tr>
-        <w:tblPrEx>
-          <w:tblCellMar>
-            <w:top w:w="0" w:type="dxa"/>
-            <w:bottom w:w="0" w:type="dxa"/>
-          </w:tblCellMar>
-        </w:tblPrEx>
         <w:tc>
           <w:tcPr>
             <w:tcW w:w="2600" w:type="dxa"/>
@@ -21806,12 +20616,6 @@
         </w:tc>
       </w:tr>
       <w:tr>
-        <w:tblPrEx>
-          <w:tblCellMar>
-            <w:top w:w="0" w:type="dxa"/>
-            <w:bottom w:w="0" w:type="dxa"/>
-          </w:tblCellMar>
-        </w:tblPrEx>
         <w:tc>
           <w:tcPr>
             <w:tcW w:w="2600" w:type="dxa"/>
@@ -22177,12 +20981,6 @@
         <w:gridCol w:w="6600"/>
       </w:tblGrid>
       <w:tr>
-        <w:tblPrEx>
-          <w:tblCellMar>
-            <w:top w:w="0" w:type="dxa"/>
-            <w:bottom w:w="0" w:type="dxa"/>
-          </w:tblCellMar>
-        </w:tblPrEx>
         <w:tc>
           <w:tcPr>
             <w:tcW w:w="9200" w:type="dxa"/>
@@ -22211,7 +21009,6 @@
                 <w:sz w:val="22"/>
                 <w:szCs w:val="22"/>
               </w:rPr>
-              <w:lastRenderedPageBreak/>
               <w:t xml:space="preserve">▶  </w:t>
             </w:r>
             <w:proofErr w:type="spellStart"/>
@@ -22239,12 +21036,6 @@
         </w:tc>
       </w:tr>
       <w:tr>
-        <w:tblPrEx>
-          <w:tblCellMar>
-            <w:top w:w="0" w:type="dxa"/>
-            <w:bottom w:w="0" w:type="dxa"/>
-          </w:tblCellMar>
-        </w:tblPrEx>
         <w:tc>
           <w:tcPr>
             <w:tcW w:w="2600" w:type="dxa"/>
@@ -22320,12 +21111,6 @@
         </w:tc>
       </w:tr>
       <w:tr>
-        <w:tblPrEx>
-          <w:tblCellMar>
-            <w:top w:w="0" w:type="dxa"/>
-            <w:bottom w:w="0" w:type="dxa"/>
-          </w:tblCellMar>
-        </w:tblPrEx>
         <w:tc>
           <w:tcPr>
             <w:tcW w:w="2600" w:type="dxa"/>
@@ -22615,6 +21400,7 @@
                 <w:sz w:val="20"/>
                 <w:szCs w:val="20"/>
               </w:rPr>
+              <w:lastRenderedPageBreak/>
               <w:t xml:space="preserve">•   → </w:t>
             </w:r>
             <w:proofErr w:type="spellStart"/>
@@ -22848,12 +21634,6 @@
         <w:gridCol w:w="6600"/>
       </w:tblGrid>
       <w:tr>
-        <w:tblPrEx>
-          <w:tblCellMar>
-            <w:top w:w="0" w:type="dxa"/>
-            <w:bottom w:w="0" w:type="dxa"/>
-          </w:tblCellMar>
-        </w:tblPrEx>
         <w:tc>
           <w:tcPr>
             <w:tcW w:w="9200" w:type="dxa"/>
@@ -22909,12 +21689,6 @@
         </w:tc>
       </w:tr>
       <w:tr>
-        <w:tblPrEx>
-          <w:tblCellMar>
-            <w:top w:w="0" w:type="dxa"/>
-            <w:bottom w:w="0" w:type="dxa"/>
-          </w:tblCellMar>
-        </w:tblPrEx>
         <w:tc>
           <w:tcPr>
             <w:tcW w:w="2600" w:type="dxa"/>
@@ -23006,12 +21780,6 @@
         </w:tc>
       </w:tr>
       <w:tr>
-        <w:tblPrEx>
-          <w:tblCellMar>
-            <w:top w:w="0" w:type="dxa"/>
-            <w:bottom w:w="0" w:type="dxa"/>
-          </w:tblCellMar>
-        </w:tblPrEx>
         <w:tc>
           <w:tcPr>
             <w:tcW w:w="2600" w:type="dxa"/>
@@ -23288,12 +22056,6 @@
         <w:gridCol w:w="7400"/>
       </w:tblGrid>
       <w:tr>
-        <w:tblPrEx>
-          <w:tblCellMar>
-            <w:top w:w="0" w:type="dxa"/>
-            <w:bottom w:w="0" w:type="dxa"/>
-          </w:tblCellMar>
-        </w:tblPrEx>
         <w:tc>
           <w:tcPr>
             <w:tcW w:w="1800" w:type="dxa"/>
@@ -23399,6 +22161,9 @@
         <w:spacing w:before="120" w:after="60"/>
       </w:pPr>
       <w:r>
+        <w:rPr>
+          <w:noProof/>
+        </w:rPr>
         <w:drawing>
           <wp:inline distT="0" distB="0" distL="0" distR="0" wp14:anchorId="24FDE626" wp14:editId="3B7300EB">
             <wp:extent cx="6629400" cy="1054735"/>
@@ -23481,12 +22246,6 @@
         <w:gridCol w:w="6600"/>
       </w:tblGrid>
       <w:tr>
-        <w:tblPrEx>
-          <w:tblCellMar>
-            <w:top w:w="0" w:type="dxa"/>
-            <w:bottom w:w="0" w:type="dxa"/>
-          </w:tblCellMar>
-        </w:tblPrEx>
         <w:tc>
           <w:tcPr>
             <w:tcW w:w="9200" w:type="dxa"/>
@@ -23540,12 +22299,6 @@
         </w:tc>
       </w:tr>
       <w:tr>
-        <w:tblPrEx>
-          <w:tblCellMar>
-            <w:top w:w="0" w:type="dxa"/>
-            <w:bottom w:w="0" w:type="dxa"/>
-          </w:tblCellMar>
-        </w:tblPrEx>
         <w:tc>
           <w:tcPr>
             <w:tcW w:w="2600" w:type="dxa"/>
@@ -23655,12 +22408,6 @@
         </w:tc>
       </w:tr>
       <w:tr>
-        <w:tblPrEx>
-          <w:tblCellMar>
-            <w:top w:w="0" w:type="dxa"/>
-            <w:bottom w:w="0" w:type="dxa"/>
-          </w:tblCellMar>
-        </w:tblPrEx>
         <w:tc>
           <w:tcPr>
             <w:tcW w:w="2600" w:type="dxa"/>
@@ -23708,18 +22455,6 @@
               <w:right w:w="150" w:type="dxa"/>
             </w:tcMar>
           </w:tcPr>
-          <w:p>
-            <w:pPr>
-              <w:spacing w:before="40" w:after="40"/>
-            </w:pPr>
-            <w:r>
-              <w:rPr>
-                <w:sz w:val="20"/>
-                <w:szCs w:val="20"/>
-              </w:rPr>
-              <w:t>• Chemin : C:\Users\josep\Mspr2\MSPR\données\nigth\routes.json</w:t>
-            </w:r>
-          </w:p>
           <w:p>
             <w:pPr>
               <w:spacing w:before="40" w:after="40"/>
@@ -23778,12 +22513,6 @@
         <w:gridCol w:w="6600"/>
       </w:tblGrid>
       <w:tr>
-        <w:tblPrEx>
-          <w:tblCellMar>
-            <w:top w:w="0" w:type="dxa"/>
-            <w:bottom w:w="0" w:type="dxa"/>
-          </w:tblCellMar>
-        </w:tblPrEx>
         <w:tc>
           <w:tcPr>
             <w:tcW w:w="9200" w:type="dxa"/>
@@ -23837,12 +22566,6 @@
         </w:tc>
       </w:tr>
       <w:tr>
-        <w:tblPrEx>
-          <w:tblCellMar>
-            <w:top w:w="0" w:type="dxa"/>
-            <w:bottom w:w="0" w:type="dxa"/>
-          </w:tblCellMar>
-        </w:tblPrEx>
         <w:tc>
           <w:tcPr>
             <w:tcW w:w="2600" w:type="dxa"/>
@@ -23869,6 +22592,7 @@
                 <w:sz w:val="20"/>
                 <w:szCs w:val="20"/>
               </w:rPr>
+              <w:lastRenderedPageBreak/>
               <w:t>Rôle dans le job</w:t>
             </w:r>
           </w:p>
@@ -23902,12 +22626,6 @@
         </w:tc>
       </w:tr>
       <w:tr>
-        <w:tblPrEx>
-          <w:tblCellMar>
-            <w:top w:w="0" w:type="dxa"/>
-            <w:bottom w:w="0" w:type="dxa"/>
-          </w:tblCellMar>
-        </w:tblPrEx>
         <w:tc>
           <w:tcPr>
             <w:tcW w:w="2600" w:type="dxa"/>
@@ -24085,12 +22803,6 @@
         <w:gridCol w:w="6600"/>
       </w:tblGrid>
       <w:tr>
-        <w:tblPrEx>
-          <w:tblCellMar>
-            <w:top w:w="0" w:type="dxa"/>
-            <w:bottom w:w="0" w:type="dxa"/>
-          </w:tblCellMar>
-        </w:tblPrEx>
         <w:tc>
           <w:tcPr>
             <w:tcW w:w="9200" w:type="dxa"/>
@@ -24164,12 +22876,6 @@
         </w:tc>
       </w:tr>
       <w:tr>
-        <w:tblPrEx>
-          <w:tblCellMar>
-            <w:top w:w="0" w:type="dxa"/>
-            <w:bottom w:w="0" w:type="dxa"/>
-          </w:tblCellMar>
-        </w:tblPrEx>
         <w:tc>
           <w:tcPr>
             <w:tcW w:w="2600" w:type="dxa"/>
@@ -24245,12 +22951,6 @@
         </w:tc>
       </w:tr>
       <w:tr>
-        <w:tblPrEx>
-          <w:tblCellMar>
-            <w:top w:w="0" w:type="dxa"/>
-            <w:bottom w:w="0" w:type="dxa"/>
-          </w:tblCellMar>
-        </w:tblPrEx>
         <w:tc>
           <w:tcPr>
             <w:tcW w:w="2600" w:type="dxa"/>
@@ -24513,12 +23213,6 @@
         <w:gridCol w:w="6600"/>
       </w:tblGrid>
       <w:tr>
-        <w:tblPrEx>
-          <w:tblCellMar>
-            <w:top w:w="0" w:type="dxa"/>
-            <w:bottom w:w="0" w:type="dxa"/>
-          </w:tblCellMar>
-        </w:tblPrEx>
         <w:tc>
           <w:tcPr>
             <w:tcW w:w="9200" w:type="dxa"/>
@@ -24574,12 +23268,6 @@
         </w:tc>
       </w:tr>
       <w:tr>
-        <w:tblPrEx>
-          <w:tblCellMar>
-            <w:top w:w="0" w:type="dxa"/>
-            <w:bottom w:w="0" w:type="dxa"/>
-          </w:tblCellMar>
-        </w:tblPrEx>
         <w:tc>
           <w:tcPr>
             <w:tcW w:w="2600" w:type="dxa"/>
@@ -24703,12 +23391,6 @@
         </w:tc>
       </w:tr>
       <w:tr>
-        <w:tblPrEx>
-          <w:tblCellMar>
-            <w:top w:w="0" w:type="dxa"/>
-            <w:bottom w:w="0" w:type="dxa"/>
-          </w:tblCellMar>
-        </w:tblPrEx>
         <w:tc>
           <w:tcPr>
             <w:tcW w:w="2600" w:type="dxa"/>
@@ -24844,12 +23526,6 @@
         <w:gridCol w:w="6600"/>
       </w:tblGrid>
       <w:tr>
-        <w:tblPrEx>
-          <w:tblCellMar>
-            <w:top w:w="0" w:type="dxa"/>
-            <w:bottom w:w="0" w:type="dxa"/>
-          </w:tblCellMar>
-        </w:tblPrEx>
         <w:tc>
           <w:tcPr>
             <w:tcW w:w="9200" w:type="dxa"/>
@@ -24905,12 +23581,6 @@
         </w:tc>
       </w:tr>
       <w:tr>
-        <w:tblPrEx>
-          <w:tblCellMar>
-            <w:top w:w="0" w:type="dxa"/>
-            <w:bottom w:w="0" w:type="dxa"/>
-          </w:tblCellMar>
-        </w:tblPrEx>
         <w:tc>
           <w:tcPr>
             <w:tcW w:w="2600" w:type="dxa"/>
@@ -25002,12 +23672,6 @@
         </w:tc>
       </w:tr>
       <w:tr>
-        <w:tblPrEx>
-          <w:tblCellMar>
-            <w:top w:w="0" w:type="dxa"/>
-            <w:bottom w:w="0" w:type="dxa"/>
-          </w:tblCellMar>
-        </w:tblPrEx>
         <w:tc>
           <w:tcPr>
             <w:tcW w:w="2600" w:type="dxa"/>
@@ -25182,7 +23846,6 @@
     </w:p>
     <w:p>
       <w:r>
-        <w:lastRenderedPageBreak/>
         <w:br/>
       </w:r>
     </w:p>
@@ -25274,12 +23937,6 @@
         <w:gridCol w:w="7400"/>
       </w:tblGrid>
       <w:tr>
-        <w:tblPrEx>
-          <w:tblCellMar>
-            <w:top w:w="0" w:type="dxa"/>
-            <w:bottom w:w="0" w:type="dxa"/>
-          </w:tblCellMar>
-        </w:tblPrEx>
         <w:tc>
           <w:tcPr>
             <w:tcW w:w="1800" w:type="dxa"/>
@@ -25450,6 +24107,7 @@
           <w:sz w:val="26"/>
           <w:szCs w:val="26"/>
         </w:rPr>
+        <w:lastRenderedPageBreak/>
         <w:t>Schéma du job</w:t>
       </w:r>
     </w:p>
@@ -25458,6 +24116,9 @@
         <w:spacing w:before="120" w:after="60"/>
       </w:pPr>
       <w:r>
+        <w:rPr>
+          <w:noProof/>
+        </w:rPr>
         <w:drawing>
           <wp:inline distT="0" distB="0" distL="0" distR="0" wp14:anchorId="45F70B4A" wp14:editId="31790082">
             <wp:extent cx="6629400" cy="2945130"/>
@@ -25540,12 +24201,6 @@
         <w:gridCol w:w="6600"/>
       </w:tblGrid>
       <w:tr>
-        <w:tblPrEx>
-          <w:tblCellMar>
-            <w:top w:w="0" w:type="dxa"/>
-            <w:bottom w:w="0" w:type="dxa"/>
-          </w:tblCellMar>
-        </w:tblPrEx>
         <w:tc>
           <w:tcPr>
             <w:tcW w:w="9200" w:type="dxa"/>
@@ -25649,12 +24304,6 @@
         </w:tc>
       </w:tr>
       <w:tr>
-        <w:tblPrEx>
-          <w:tblCellMar>
-            <w:top w:w="0" w:type="dxa"/>
-            <w:bottom w:w="0" w:type="dxa"/>
-          </w:tblCellMar>
-        </w:tblPrEx>
         <w:tc>
           <w:tcPr>
             <w:tcW w:w="2600" w:type="dxa"/>
@@ -25771,12 +24420,6 @@
         </w:tc>
       </w:tr>
       <w:tr>
-        <w:tblPrEx>
-          <w:tblCellMar>
-            <w:top w:w="0" w:type="dxa"/>
-            <w:bottom w:w="0" w:type="dxa"/>
-          </w:tblCellMar>
-        </w:tblPrEx>
         <w:tc>
           <w:tcPr>
             <w:tcW w:w="2600" w:type="dxa"/>
@@ -25824,18 +24467,6 @@
               <w:right w:w="150" w:type="dxa"/>
             </w:tcMar>
           </w:tcPr>
-          <w:p>
-            <w:pPr>
-              <w:spacing w:before="40" w:after="40"/>
-            </w:pPr>
-            <w:r>
-              <w:rPr>
-                <w:sz w:val="20"/>
-                <w:szCs w:val="20"/>
-              </w:rPr>
-              <w:t>• Chemin : C:\Users\josep\Mspr2\MSPR\données\nigth\trip_stop.json</w:t>
-            </w:r>
-          </w:p>
           <w:p>
             <w:pPr>
               <w:spacing w:before="40" w:after="40"/>
@@ -25894,12 +24525,6 @@
         <w:gridCol w:w="6600"/>
       </w:tblGrid>
       <w:tr>
-        <w:tblPrEx>
-          <w:tblCellMar>
-            <w:top w:w="0" w:type="dxa"/>
-            <w:bottom w:w="0" w:type="dxa"/>
-          </w:tblCellMar>
-        </w:tblPrEx>
         <w:tc>
           <w:tcPr>
             <w:tcW w:w="9200" w:type="dxa"/>
@@ -25953,12 +24578,6 @@
         </w:tc>
       </w:tr>
       <w:tr>
-        <w:tblPrEx>
-          <w:tblCellMar>
-            <w:top w:w="0" w:type="dxa"/>
-            <w:bottom w:w="0" w:type="dxa"/>
-          </w:tblCellMar>
-        </w:tblPrEx>
         <w:tc>
           <w:tcPr>
             <w:tcW w:w="2600" w:type="dxa"/>
@@ -26043,12 +24662,6 @@
         </w:tc>
       </w:tr>
       <w:tr>
-        <w:tblPrEx>
-          <w:tblCellMar>
-            <w:top w:w="0" w:type="dxa"/>
-            <w:bottom w:w="0" w:type="dxa"/>
-          </w:tblCellMar>
-        </w:tblPrEx>
         <w:tc>
           <w:tcPr>
             <w:tcW w:w="2600" w:type="dxa"/>
@@ -26189,7 +24802,6 @@
                 <w:sz w:val="20"/>
                 <w:szCs w:val="20"/>
               </w:rPr>
-              <w:lastRenderedPageBreak/>
               <w:t xml:space="preserve">•   → </w:t>
             </w:r>
             <w:proofErr w:type="spellStart"/>
@@ -26299,12 +24911,6 @@
         <w:gridCol w:w="6600"/>
       </w:tblGrid>
       <w:tr>
-        <w:tblPrEx>
-          <w:tblCellMar>
-            <w:top w:w="0" w:type="dxa"/>
-            <w:bottom w:w="0" w:type="dxa"/>
-          </w:tblCellMar>
-        </w:tblPrEx>
         <w:tc>
           <w:tcPr>
             <w:tcW w:w="9200" w:type="dxa"/>
@@ -26388,12 +24994,6 @@
         </w:tc>
       </w:tr>
       <w:tr>
-        <w:tblPrEx>
-          <w:tblCellMar>
-            <w:top w:w="0" w:type="dxa"/>
-            <w:bottom w:w="0" w:type="dxa"/>
-          </w:tblCellMar>
-        </w:tblPrEx>
         <w:tc>
           <w:tcPr>
             <w:tcW w:w="2600" w:type="dxa"/>
@@ -26519,12 +25119,6 @@
         </w:tc>
       </w:tr>
       <w:tr>
-        <w:tblPrEx>
-          <w:tblCellMar>
-            <w:top w:w="0" w:type="dxa"/>
-            <w:bottom w:w="0" w:type="dxa"/>
-          </w:tblCellMar>
-        </w:tblPrEx>
         <w:tc>
           <w:tcPr>
             <w:tcW w:w="2600" w:type="dxa"/>
@@ -26713,6 +25307,7 @@
                 <w:sz w:val="20"/>
                 <w:szCs w:val="20"/>
               </w:rPr>
+              <w:lastRenderedPageBreak/>
               <w:t xml:space="preserve">• Si un trajet n'a pas de via, la ligne est quand même conservée (Left Outer </w:t>
             </w:r>
             <w:proofErr w:type="spellStart"/>
@@ -26762,12 +25357,6 @@
         <w:gridCol w:w="6600"/>
       </w:tblGrid>
       <w:tr>
-        <w:tblPrEx>
-          <w:tblCellMar>
-            <w:top w:w="0" w:type="dxa"/>
-            <w:bottom w:w="0" w:type="dxa"/>
-          </w:tblCellMar>
-        </w:tblPrEx>
         <w:tc>
           <w:tcPr>
             <w:tcW w:w="9200" w:type="dxa"/>
@@ -26851,12 +25440,6 @@
         </w:tc>
       </w:tr>
       <w:tr>
-        <w:tblPrEx>
-          <w:tblCellMar>
-            <w:top w:w="0" w:type="dxa"/>
-            <w:bottom w:w="0" w:type="dxa"/>
-          </w:tblCellMar>
-        </w:tblPrEx>
         <w:tc>
           <w:tcPr>
             <w:tcW w:w="2600" w:type="dxa"/>
@@ -26948,12 +25531,6 @@
         </w:tc>
       </w:tr>
       <w:tr>
-        <w:tblPrEx>
-          <w:tblCellMar>
-            <w:top w:w="0" w:type="dxa"/>
-            <w:bottom w:w="0" w:type="dxa"/>
-          </w:tblCellMar>
-        </w:tblPrEx>
         <w:tc>
           <w:tcPr>
             <w:tcW w:w="2600" w:type="dxa"/>
@@ -27159,12 +25736,6 @@
         <w:gridCol w:w="6600"/>
       </w:tblGrid>
       <w:tr>
-        <w:tblPrEx>
-          <w:tblCellMar>
-            <w:top w:w="0" w:type="dxa"/>
-            <w:bottom w:w="0" w:type="dxa"/>
-          </w:tblCellMar>
-        </w:tblPrEx>
         <w:tc>
           <w:tcPr>
             <w:tcW w:w="9200" w:type="dxa"/>
@@ -27261,12 +25832,6 @@
         </w:tc>
       </w:tr>
       <w:tr>
-        <w:tblPrEx>
-          <w:tblCellMar>
-            <w:top w:w="0" w:type="dxa"/>
-            <w:bottom w:w="0" w:type="dxa"/>
-          </w:tblCellMar>
-        </w:tblPrEx>
         <w:tc>
           <w:tcPr>
             <w:tcW w:w="2600" w:type="dxa"/>
@@ -27406,12 +25971,6 @@
         </w:tc>
       </w:tr>
       <w:tr>
-        <w:tblPrEx>
-          <w:tblCellMar>
-            <w:top w:w="0" w:type="dxa"/>
-            <w:bottom w:w="0" w:type="dxa"/>
-          </w:tblCellMar>
-        </w:tblPrEx>
         <w:tc>
           <w:tcPr>
             <w:tcW w:w="2600" w:type="dxa"/>
@@ -27601,12 +26160,6 @@
         <w:gridCol w:w="6600"/>
       </w:tblGrid>
       <w:tr>
-        <w:tblPrEx>
-          <w:tblCellMar>
-            <w:top w:w="0" w:type="dxa"/>
-            <w:bottom w:w="0" w:type="dxa"/>
-          </w:tblCellMar>
-        </w:tblPrEx>
         <w:tc>
           <w:tcPr>
             <w:tcW w:w="9200" w:type="dxa"/>
@@ -27670,12 +26223,6 @@
         </w:tc>
       </w:tr>
       <w:tr>
-        <w:tblPrEx>
-          <w:tblCellMar>
-            <w:top w:w="0" w:type="dxa"/>
-            <w:bottom w:w="0" w:type="dxa"/>
-          </w:tblCellMar>
-        </w:tblPrEx>
         <w:tc>
           <w:tcPr>
             <w:tcW w:w="2600" w:type="dxa"/>
@@ -27751,12 +26298,6 @@
         </w:tc>
       </w:tr>
       <w:tr>
-        <w:tblPrEx>
-          <w:tblCellMar>
-            <w:top w:w="0" w:type="dxa"/>
-            <w:bottom w:w="0" w:type="dxa"/>
-          </w:tblCellMar>
-        </w:tblPrEx>
         <w:tc>
           <w:tcPr>
             <w:tcW w:w="2600" w:type="dxa"/>
@@ -27963,7 +26504,6 @@
                 <w:sz w:val="20"/>
                 <w:szCs w:val="20"/>
               </w:rPr>
-              <w:lastRenderedPageBreak/>
               <w:t xml:space="preserve">•   → row7 : Left </w:t>
             </w:r>
             <w:proofErr w:type="gramStart"/>
@@ -28242,12 +26782,6 @@
         <w:gridCol w:w="6600"/>
       </w:tblGrid>
       <w:tr>
-        <w:tblPrEx>
-          <w:tblCellMar>
-            <w:top w:w="0" w:type="dxa"/>
-            <w:bottom w:w="0" w:type="dxa"/>
-          </w:tblCellMar>
-        </w:tblPrEx>
         <w:tc>
           <w:tcPr>
             <w:tcW w:w="9200" w:type="dxa"/>
@@ -28303,12 +26837,6 @@
         </w:tc>
       </w:tr>
       <w:tr>
-        <w:tblPrEx>
-          <w:tblCellMar>
-            <w:top w:w="0" w:type="dxa"/>
-            <w:bottom w:w="0" w:type="dxa"/>
-          </w:tblCellMar>
-        </w:tblPrEx>
         <w:tc>
           <w:tcPr>
             <w:tcW w:w="2600" w:type="dxa"/>
@@ -28335,6 +26863,7 @@
                 <w:sz w:val="20"/>
                 <w:szCs w:val="20"/>
               </w:rPr>
+              <w:lastRenderedPageBreak/>
               <w:t>Rôle dans le job</w:t>
             </w:r>
           </w:p>
@@ -28441,12 +26970,6 @@
         </w:tc>
       </w:tr>
       <w:tr>
-        <w:tblPrEx>
-          <w:tblCellMar>
-            <w:top w:w="0" w:type="dxa"/>
-            <w:bottom w:w="0" w:type="dxa"/>
-          </w:tblCellMar>
-        </w:tblPrEx>
         <w:tc>
           <w:tcPr>
             <w:tcW w:w="2600" w:type="dxa"/>
@@ -28642,12 +27165,6 @@
         <w:gridCol w:w="6600"/>
       </w:tblGrid>
       <w:tr>
-        <w:tblPrEx>
-          <w:tblCellMar>
-            <w:top w:w="0" w:type="dxa"/>
-            <w:bottom w:w="0" w:type="dxa"/>
-          </w:tblCellMar>
-        </w:tblPrEx>
         <w:tc>
           <w:tcPr>
             <w:tcW w:w="9200" w:type="dxa"/>
@@ -28703,12 +27220,6 @@
         </w:tc>
       </w:tr>
       <w:tr>
-        <w:tblPrEx>
-          <w:tblCellMar>
-            <w:top w:w="0" w:type="dxa"/>
-            <w:bottom w:w="0" w:type="dxa"/>
-          </w:tblCellMar>
-        </w:tblPrEx>
         <w:tc>
           <w:tcPr>
             <w:tcW w:w="2600" w:type="dxa"/>
@@ -28816,12 +27327,6 @@
         </w:tc>
       </w:tr>
       <w:tr>
-        <w:tblPrEx>
-          <w:tblCellMar>
-            <w:top w:w="0" w:type="dxa"/>
-            <w:bottom w:w="0" w:type="dxa"/>
-          </w:tblCellMar>
-        </w:tblPrEx>
         <w:tc>
           <w:tcPr>
             <w:tcW w:w="2600" w:type="dxa"/>
@@ -29089,12 +27594,6 @@
         <w:gridCol w:w="7400"/>
       </w:tblGrid>
       <w:tr>
-        <w:tblPrEx>
-          <w:tblCellMar>
-            <w:top w:w="0" w:type="dxa"/>
-            <w:bottom w:w="0" w:type="dxa"/>
-          </w:tblCellMar>
-        </w:tblPrEx>
         <w:tc>
           <w:tcPr>
             <w:tcW w:w="1800" w:type="dxa"/>
@@ -29198,7 +27697,9 @@
         <w:spacing w:before="40" w:after="40"/>
       </w:pPr>
       <w:r>
-        <w:lastRenderedPageBreak/>
+        <w:rPr>
+          <w:noProof/>
+        </w:rPr>
         <w:drawing>
           <wp:inline distT="0" distB="0" distL="0" distR="0" wp14:anchorId="0A1540EA" wp14:editId="6C6801A2">
             <wp:extent cx="5753903" cy="1190791"/>
@@ -29281,12 +27782,6 @@
         <w:gridCol w:w="6600"/>
       </w:tblGrid>
       <w:tr>
-        <w:tblPrEx>
-          <w:tblCellMar>
-            <w:top w:w="0" w:type="dxa"/>
-            <w:bottom w:w="0" w:type="dxa"/>
-          </w:tblCellMar>
-        </w:tblPrEx>
         <w:tc>
           <w:tcPr>
             <w:tcW w:w="9200" w:type="dxa"/>
@@ -29342,12 +27837,6 @@
         </w:tc>
       </w:tr>
       <w:tr>
-        <w:tblPrEx>
-          <w:tblCellMar>
-            <w:top w:w="0" w:type="dxa"/>
-            <w:bottom w:w="0" w:type="dxa"/>
-          </w:tblCellMar>
-        </w:tblPrEx>
         <w:tc>
           <w:tcPr>
             <w:tcW w:w="2600" w:type="dxa"/>
@@ -29407,12 +27896,6 @@
         </w:tc>
       </w:tr>
       <w:tr>
-        <w:tblPrEx>
-          <w:tblCellMar>
-            <w:top w:w="0" w:type="dxa"/>
-            <w:bottom w:w="0" w:type="dxa"/>
-          </w:tblCellMar>
-        </w:tblPrEx>
         <w:tc>
           <w:tcPr>
             <w:tcW w:w="2600" w:type="dxa"/>
@@ -29439,6 +27922,7 @@
                 <w:sz w:val="20"/>
                 <w:szCs w:val="20"/>
               </w:rPr>
+              <w:lastRenderedPageBreak/>
               <w:t>Configuration / Mapping</w:t>
             </w:r>
           </w:p>
@@ -29627,12 +28111,6 @@
         <w:gridCol w:w="6600"/>
       </w:tblGrid>
       <w:tr>
-        <w:tblPrEx>
-          <w:tblCellMar>
-            <w:top w:w="0" w:type="dxa"/>
-            <w:bottom w:w="0" w:type="dxa"/>
-          </w:tblCellMar>
-        </w:tblPrEx>
         <w:tc>
           <w:tcPr>
             <w:tcW w:w="9200" w:type="dxa"/>
@@ -29688,12 +28166,6 @@
         </w:tc>
       </w:tr>
       <w:tr>
-        <w:tblPrEx>
-          <w:tblCellMar>
-            <w:top w:w="0" w:type="dxa"/>
-            <w:bottom w:w="0" w:type="dxa"/>
-          </w:tblCellMar>
-        </w:tblPrEx>
         <w:tc>
           <w:tcPr>
             <w:tcW w:w="2600" w:type="dxa"/>
@@ -29769,12 +28241,6 @@
         </w:tc>
       </w:tr>
       <w:tr>
-        <w:tblPrEx>
-          <w:tblCellMar>
-            <w:top w:w="0" w:type="dxa"/>
-            <w:bottom w:w="0" w:type="dxa"/>
-          </w:tblCellMar>
-        </w:tblPrEx>
         <w:tc>
           <w:tcPr>
             <w:tcW w:w="2600" w:type="dxa"/>
@@ -30378,12 +28844,6 @@
         <w:gridCol w:w="6600"/>
       </w:tblGrid>
       <w:tr>
-        <w:tblPrEx>
-          <w:tblCellMar>
-            <w:top w:w="0" w:type="dxa"/>
-            <w:bottom w:w="0" w:type="dxa"/>
-          </w:tblCellMar>
-        </w:tblPrEx>
         <w:tc>
           <w:tcPr>
             <w:tcW w:w="9200" w:type="dxa"/>
@@ -30439,12 +28899,6 @@
         </w:tc>
       </w:tr>
       <w:tr>
-        <w:tblPrEx>
-          <w:tblCellMar>
-            <w:top w:w="0" w:type="dxa"/>
-            <w:bottom w:w="0" w:type="dxa"/>
-          </w:tblCellMar>
-        </w:tblPrEx>
         <w:tc>
           <w:tcPr>
             <w:tcW w:w="2600" w:type="dxa"/>
@@ -30536,12 +28990,6 @@
         </w:tc>
       </w:tr>
       <w:tr>
-        <w:tblPrEx>
-          <w:tblCellMar>
-            <w:top w:w="0" w:type="dxa"/>
-            <w:bottom w:w="0" w:type="dxa"/>
-          </w:tblCellMar>
-        </w:tblPrEx>
         <w:tc>
           <w:tcPr>
             <w:tcW w:w="2600" w:type="dxa"/>
@@ -30610,7 +29058,6 @@
                 <w:sz w:val="20"/>
                 <w:szCs w:val="20"/>
               </w:rPr>
-              <w:lastRenderedPageBreak/>
               <w:t xml:space="preserve">• Table cible : </w:t>
             </w:r>
             <w:proofErr w:type="spellStart"/>
@@ -31464,6 +29911,7 @@
   <w:style w:type="character" w:default="1" w:styleId="Policepardfaut">
     <w:name w:val="Default Paragraph Font"/>
     <w:uiPriority w:val="1"/>
+    <w:semiHidden/>
     <w:unhideWhenUsed/>
   </w:style>
   <w:style w:type="table" w:default="1" w:styleId="TableauNormal">
